--- a/測試數據作圖產生器_使用說明書.docx
+++ b/測試數據作圖產生器_使用說明書.docx
@@ -29,7 +29,7 @@
           <w:color w:val="666666"/>
           <w:sz w:val="20"/>
         </w:rPr>
-        <w:t>版本：v2.6（2026-10-08 更新）　|　檔案：測試數據作圖產生器.html</w:t>
+        <w:t>版本：v2.7（2026-10-15 更新）　|　檔案：測試數據作圖產生器.html</w:t>
       </w:r>
     </w:p>
     <w:p>
@@ -87,6 +87,11 @@
           <w:sz w:val="22"/>
         </w:rPr>
         <w:t>v2.6 起 IV 曲線也支援 Plotline 讀值，且所有圖表的 Plotline 讀值改以「表格」呈現（第一欄序號、第一列欄位標籤），並修正連續點擊時畫面被誤放大成極小範圍的問題。</w:t>
+      </w:r>
+    </w:p>
+    <w:p>
+      <w:r>
+        <w:t>v2.7 起 IV 讀值新增「前-後(V)／前-後(mV)」性能差異欄與依電流的升冪排序，讀值表格標題改為對應曲線顏色；各圖的「↺ 重設」也修正為完整還原——連同雙擊軸設定的範圍、刻度間隔與讀值紀錄一併清除。</w:t>
       </w:r>
     </w:p>
     <w:p>
@@ -994,7 +999,15 @@
           <w:color w:val="333333"/>
           <w:sz w:val="22"/>
         </w:rPr>
-        <w:t>• 重設：點擊每張圖右下角的「↺ 重設」，回復初始顯示範圍並移除斜率線。</w:t>
+        <w:t>• 重設：點擊每張圖右下角的「↺ 重設」，回復初始顯示範圍並移除斜率線。會一併清除拖曳框選縮放、Shift 平移、雙擊軸設定的上下限與刻度間隔（個別圖含全部 Y 軸，IV 含右側功率軸）。</w:t>
+      </w:r>
+    </w:p>
+    <w:p>
+      <w:pPr>
+        <w:pStyle w:val="ListParagraph"/>
+      </w:pPr>
+      <w:r>
+        <w:t>• 折線圖與 IV 的重設也會清掉讀值紀錄：圖上的垂直標記、底下表格，並讓序號從 01 重新開始；折線圖另會清空自訂 Y 軸範圍、上下限警示與斜率結果。</w:t>
       </w:r>
     </w:p>
     <w:p>
@@ -1421,7 +1434,7 @@
           <w:color w:val="333333"/>
           <w:sz w:val="22"/>
         </w:rPr>
-        <w:t>讀值結果以表格呈現：第一欄為序號，第一列為各欄位標籤，並依 X 值由大到小排列（序號仍保留點擊順序）。</w:t>
+        <w:t>讀值結果以表格呈現：第一欄為序號，第一列為各欄位標籤。一般折線圖依 X 值由大到小排列；IV 曲線依 I (A) 由小到大排列（兩者的序號都保留點擊順序）。</w:t>
       </w:r>
     </w:p>
     <w:p>
@@ -1526,7 +1539,7 @@
           <w:color w:val="1F4E79"/>
           <w:sz w:val="24"/>
         </w:rPr>
-        <w:t>6.2 IV 曲線的 Plotline（v2.6 新增）</w:t>
+        <w:t>6.2 IV 曲線的 Plotline（v2.6 新增，v2.7 增強）</w:t>
       </w:r>
     </w:p>
     <w:p>
@@ -1555,7 +1568,7 @@
           <w:color w:val="333333"/>
           <w:sz w:val="20"/>
         </w:rPr>
-        <w:t>序號 | I (A)   | 55度IV | 55度IV_850g | P (W)</w:t>
+        <w:t>序號 | I (A)   | 55度IV | 55度IV_850g | 前-後(V) | 前-後(mV) | P (W)</w:t>
       </w:r>
     </w:p>
     <w:p>
@@ -1570,7 +1583,7 @@
           <w:color w:val="333333"/>
           <w:sz w:val="20"/>
         </w:rPr>
-        <w:t xml:space="preserve"> 02  | 34.9625 | 0.5409 | 0.5330      | 18.912</w:t>
+        <w:t xml:space="preserve"> 02  | 14.9895 | 0.7153 | 0.7170      | -0.002   | -2        | 10.721</w:t>
       </w:r>
     </w:p>
     <w:p>
@@ -1585,7 +1598,31 @@
           <w:color w:val="333333"/>
           <w:sz w:val="20"/>
         </w:rPr>
-        <w:t xml:space="preserve"> 01  | 14.9895 | 0.7153 | 0.7170      | 10.722</w:t>
+        <w:t xml:space="preserve"> 01  | 42.4677 | 0.6405 | 0.6327      | 0.008    | 8         | 27.201</w:t>
+      </w:r>
+    </w:p>
+    <w:p>
+      <w:pPr>
+        <w:pStyle w:val="ListParagraph"/>
+      </w:pPr>
+      <w:r>
+        <w:t>• 前-後(V)／前-後(mV)：「第一條可見曲線電壓 − 第二條可見曲線電壓」，說明兩組條件的性能差距。至少要有兩條可見 IV 曲線才會出現這兩欄；隱藏任一路徑曲線時差異欄一併移除。前-後(mV) = 前-後(V) × 1000。</w:t>
+      </w:r>
+    </w:p>
+    <w:p>
+      <w:pPr>
+        <w:pStyle w:val="ListParagraph"/>
+      </w:pPr>
+      <w:r>
+        <w:t>• 欄位標題的顏色與圖上對應線段相同（例：藍色曲線→藍色標題），便於辨識哪一欄屬於哪一條曲線；非曲線欄（序號、I (A)、前-後、P (W)）維持預設色。</w:t>
+      </w:r>
+    </w:p>
+    <w:p>
+      <w:pPr>
+        <w:pStyle w:val="ListParagraph"/>
+      </w:pPr>
+      <w:r>
+        <w:t>• IV 讀值依 I (A) 由小到大排列，方便直接比較電流低端到高端的變化；一般折線圖仍是由大到小。</w:t>
       </w:r>
     </w:p>
     <w:p>
@@ -1615,7 +1652,7 @@
           <w:color w:val="333333"/>
           <w:sz w:val="22"/>
         </w:rPr>
-        <w:t>• 點擊圖例隱藏的曲線不會列入讀值。</w:t>
+        <w:t>• 點擊圖例隱藏的曲線不會列入讀值；隱藏後表格會即時移除該欄，重新顯示即恢復。</w:t>
       </w:r>
     </w:p>
     <w:p>
@@ -1882,7 +1919,67 @@
           <w:color w:val="333333"/>
           <w:sz w:val="22"/>
         </w:rPr>
-        <w:t>連線曲線（預設開啟）、曲線平滑度（0～0.6，預設 0.25）、顯示資料點、座標線（格線）開關。另有「↺ 重設」與「🗑️ 清除全部曲線」。</w:t>
+        <w:t>連線曲線（預設開啟）、曲線平滑度（0～0.6，預設 0.25）、顯示資料點、座標線（格線）開關。另有「↺ 重設」與「🗑️ 清除全部曲線」。滑鼠停在資料點上時，提示以實際軸名稱顯示（不再寫 X／Y），數值固定 3 位小數，例如：</w:t>
+      </w:r>
+    </w:p>
+    <w:p>
+      <w:r>
+        <w:t xml:space="preserve">　　55度IV：I (A) = 29.996　E_Stack (V) = 0.596</w:t>
+      </w:r>
+    </w:p>
+    <w:p>
+      <w:r>
+        <w:t>功率曲線（右側軸）則顯示 P (W)。切換 X／Y 欄位下拉選單時，提示中的軸名稱會跟著變更，不會出現名稱與內容不符的情況。</w:t>
+      </w:r>
+    </w:p>
+    <w:p>
+      <w:pPr>
+        <w:pStyle w:val="Heading2"/>
+      </w:pPr>
+      <w:r>
+        <w:t>7.5 IV 的「↺ 重設」</w:t>
+      </w:r>
+    </w:p>
+    <w:p>
+      <w:r>
+        <w:t>IV 圖右上角的「↺ 重設」會一次還原所有手動調整，共四個項目：</w:t>
+      </w:r>
+    </w:p>
+    <w:p>
+      <w:pPr>
+        <w:pStyle w:val="ListParagraph"/>
+      </w:pPr>
+      <w:r>
+        <w:t>• 拖曳框選縮放與 Shift 平移的範圍；</w:t>
+      </w:r>
+    </w:p>
+    <w:p>
+      <w:pPr>
+        <w:pStyle w:val="ListParagraph"/>
+      </w:pPr>
+      <w:r>
+        <w:t>• 雙擊 X 軸／Y 軸／右側功率軸設定的上下限與刻度間隔；</w:t>
+      </w:r>
+    </w:p>
+    <w:p>
+      <w:pPr>
+        <w:pStyle w:val="ListParagraph"/>
+      </w:pPr>
+      <w:r>
+        <w:t>• Plotline 讀值紀錄：圖上的垂直標記、編號與底下表格，並讓序號從 01 重新開始；</w:t>
+      </w:r>
+    </w:p>
+    <w:p>
+      <w:pPr>
+        <w:pStyle w:val="ListParagraph"/>
+      </w:pPr>
+      <w:r>
+        <w:t>• 十字準線。</w:t>
+      </w:r>
+    </w:p>
+    <w:p>
+      <w:r>
+        <w:t>若「按了重設卻沒反應」，通常是先用雙擊軸設定了範圍——這類設定需靠重設才會清除，早期的版本未處理，v2.7 起已修正。</w:t>
       </w:r>
     </w:p>
     <w:p>
@@ -2221,6 +2318,32 @@
           <w:sz w:val="22"/>
         </w:rPr>
         <w:t>• 確認網路連線正常（Chart.js 從 CDN 載入），可重新整理頁面後再試。</w:t>
+      </w:r>
+    </w:p>
+    <w:p>
+      <w:r>
+        <w:t>Q8. 按了「↺ 重設」卻沒反應？</w:t>
+      </w:r>
+    </w:p>
+    <w:p>
+      <w:pPr>
+        <w:pStyle w:val="ListParagraph"/>
+      </w:pPr>
+      <w:r>
+        <w:t>• v2.6 之前的版本只還原框選縮放，無法清除「雙擊軸範圍」。請更新到 v2.7，重設會一併清除拖曳縮放、Shift 平移、雙擊軸範圍與刻度間隔，以及 Plotline 讀值紀錄。</w:t>
+      </w:r>
+    </w:p>
+    <w:p>
+      <w:r>
+        <w:t>Q9. IV 讀值表格的前-後(V) 沒出現？</w:t>
+      </w:r>
+    </w:p>
+    <w:p>
+      <w:pPr>
+        <w:pStyle w:val="ListParagraph"/>
+      </w:pPr>
+      <w:r>
+        <w:t>• 需要至少兩條可見的 IV 曲線才會計算性能差異。請到圖例點回被隱藏的曲線，欄位就會恢復。</w:t>
       </w:r>
     </w:p>
     <w:p>
@@ -2629,6 +2752,28 @@
           </w:p>
         </w:tc>
       </w:tr>
+      <w:tr>
+        <w:tc>
+          <w:tcPr>
+            <w:tcW w:type="dxa" w:w="4514"/>
+          </w:tcPr>
+          <w:p>
+            <w:r>
+              <w:t>v2.7</w:t>
+            </w:r>
+          </w:p>
+        </w:tc>
+        <w:tc>
+          <w:tcPr>
+            <w:tcW w:type="dxa" w:w="4514"/>
+          </w:tcPr>
+          <w:p>
+            <w:r>
+              <w:t>2026-10-15 IV 讀值新增前-後(V)／前-後(mV) 性能差異欄；IV 讀值改依 I (A) 由小到大排序；讀值表格標題改為對應曲線顏色；圖例隱藏曲線時讀值欄位同步移除與恢復；修正折線圖／IV／多檔圖的「↺ 重設」無法清除雙擊軸範圍、刻度間隔與讀值紀錄的問題；IV 提示改用實際軸名稱取代 X／Y，數值固定 3 位小數。</w:t>
+            </w:r>
+          </w:p>
+        </w:tc>
+      </w:tr>
     </w:tbl>
     <w:p>
       <w:pPr>

--- a/測試數據作圖產生器_使用說明書.docx
+++ b/測試數據作圖產生器_使用說明書.docx
@@ -91,7 +91,7 @@
     </w:p>
     <w:p>
       <w:r>
-        <w:t>v2.7 起 IV 讀值新增「前-後(V)／前-後(mV)」性能差異欄與依電流的升冪排序，讀值表格標題改為對應曲線顏色；各圖的「↺ 重設」也修正為完整還原——連同雙擊軸設定的範圍、刻度間隔與讀值紀錄一併清除。</w:t>
+        <w:t>v2.7 起 IV 讀值新增「前-後(V)／前-後(mV)」性能差異欄與依電流的升冪排序，讀值表格標題改為對應曲線顏色；各圖的「↺ 重設」也修正為完整還原——連同雙擊軸設定的範圍、刻度間隔與讀值紀錄一併清除。本說明書各章節末附實際操作截圖（共 12 張）。</w:t>
       </w:r>
     </w:p>
     <w:p>
@@ -272,6 +272,59 @@
           <w:sz w:val="22"/>
         </w:rPr>
         <w:t>• 點擊「✓ 確認選擇」，即產生疊圖與個別圖。</w:t>
+      </w:r>
+    </w:p>
+    <w:p>
+      <w:pPr>
+        <w:spacing w:before="160" w:after="40"/>
+        <w:jc w:val="center"/>
+      </w:pPr>
+      <w:r>
+        <w:drawing>
+          <wp:inline xmlns:a="http://schemas.openxmlformats.org/drawingml/2006/main" xmlns:pic="http://schemas.openxmlformats.org/drawingml/2006/picture">
+            <wp:extent cx="5400000" cy="3881250"/>
+            <wp:docPr id="1" name="Picture 1"/>
+            <wp:cNvGraphicFramePr>
+              <a:graphicFrameLocks noChangeAspect="1"/>
+            </wp:cNvGraphicFramePr>
+            <a:graphic>
+              <a:graphicData uri="http://schemas.openxmlformats.org/drawingml/2006/picture">
+                <pic:pic>
+                  <pic:nvPicPr>
+                    <pic:cNvPr id="0" name="s01_colpanel.png"/>
+                    <pic:cNvPicPr/>
+                  </pic:nvPicPr>
+                  <pic:blipFill>
+                    <a:blip r:embed="rId9"/>
+                    <a:stretch>
+                      <a:fillRect/>
+                    </a:stretch>
+                  </pic:blipFill>
+                  <pic:spPr>
+                    <a:xfrm>
+                      <a:off x="0" y="0"/>
+                      <a:ext cx="5400000" cy="3881250"/>
+                    </a:xfrm>
+                    <a:prstGeom prst="rect"/>
+                  </pic:spPr>
+                </pic:pic>
+              </a:graphicData>
+            </a:graphic>
+          </wp:inline>
+        </w:drawing>
+      </w:r>
+    </w:p>
+    <w:p>
+      <w:pPr>
+        <w:spacing w:after="200"/>
+        <w:jc w:val="center"/>
+      </w:pPr>
+      <w:r>
+        <w:rPr>
+          <w:color w:val="8E8E93"/>
+          <w:sz w:val="18"/>
+        </w:rPr>
+        <w:t>圖 1　載入檔案後的欄位勾選畫面（建議只勾想看的欄位，圖面較清爽）</w:t>
       </w:r>
     </w:p>
     <w:p>
@@ -929,6 +982,59 @@
     </w:p>
     <w:p>
       <w:pPr>
+        <w:spacing w:before="160" w:after="40"/>
+        <w:jc w:val="center"/>
+      </w:pPr>
+      <w:r>
+        <w:drawing>
+          <wp:inline xmlns:a="http://schemas.openxmlformats.org/drawingml/2006/main" xmlns:pic="http://schemas.openxmlformats.org/drawingml/2006/picture">
+            <wp:extent cx="5400000" cy="3881250"/>
+            <wp:docPr id="2" name="Picture 2"/>
+            <wp:cNvGraphicFramePr>
+              <a:graphicFrameLocks noChangeAspect="1"/>
+            </wp:cNvGraphicFramePr>
+            <a:graphic>
+              <a:graphicData uri="http://schemas.openxmlformats.org/drawingml/2006/picture">
+                <pic:pic>
+                  <pic:nvPicPr>
+                    <pic:cNvPr id="0" name="s02_overview.png"/>
+                    <pic:cNvPicPr/>
+                  </pic:nvPicPr>
+                  <pic:blipFill>
+                    <a:blip r:embed="rId10"/>
+                    <a:stretch>
+                      <a:fillRect/>
+                    </a:stretch>
+                  </pic:blipFill>
+                  <pic:spPr>
+                    <a:xfrm>
+                      <a:off x="0" y="0"/>
+                      <a:ext cx="5400000" cy="3881250"/>
+                    </a:xfrm>
+                    <a:prstGeom prst="rect"/>
+                  </pic:spPr>
+                </pic:pic>
+              </a:graphicData>
+            </a:graphic>
+          </wp:inline>
+        </w:drawing>
+      </w:r>
+    </w:p>
+    <w:p>
+      <w:pPr>
+        <w:spacing w:after="200"/>
+        <w:jc w:val="center"/>
+      </w:pPr>
+      <w:r>
+        <w:rPr>
+          <w:color w:val="8E8E93"/>
+          <w:sz w:val="18"/>
+        </w:rPr>
+        <w:t>圖 2　疊圖（全欄位合一，多條 Y 軸左右交錯）與個別圖（2 欄網格）</w:t>
+      </w:r>
+    </w:p>
+    <w:p>
+      <w:pPr>
         <w:pStyle w:val="Heading2"/>
         <w:spacing w:before="200" w:after="80"/>
       </w:pPr>
@@ -1070,6 +1176,59 @@
     </w:p>
     <w:p>
       <w:pPr>
+        <w:spacing w:before="160" w:after="40"/>
+        <w:jc w:val="center"/>
+      </w:pPr>
+      <w:r>
+        <w:drawing>
+          <wp:inline xmlns:a="http://schemas.openxmlformats.org/drawingml/2006/main" xmlns:pic="http://schemas.openxmlformats.org/drawingml/2006/picture">
+            <wp:extent cx="5400000" cy="3375000"/>
+            <wp:docPr id="3" name="Picture 3"/>
+            <wp:cNvGraphicFramePr>
+              <a:graphicFrameLocks noChangeAspect="1"/>
+            </wp:cNvGraphicFramePr>
+            <a:graphic>
+              <a:graphicData uri="http://schemas.openxmlformats.org/drawingml/2006/picture">
+                <pic:pic>
+                  <pic:nvPicPr>
+                    <pic:cNvPr id="0" name="s03_crosshair.png"/>
+                    <pic:cNvPicPr/>
+                  </pic:nvPicPr>
+                  <pic:blipFill>
+                    <a:blip r:embed="rId11"/>
+                    <a:stretch>
+                      <a:fillRect/>
+                    </a:stretch>
+                  </pic:blipFill>
+                  <pic:spPr>
+                    <a:xfrm>
+                      <a:off x="0" y="0"/>
+                      <a:ext cx="5400000" cy="3375000"/>
+                    </a:xfrm>
+                    <a:prstGeom prst="rect"/>
+                  </pic:spPr>
+                </pic:pic>
+              </a:graphicData>
+            </a:graphic>
+          </wp:inline>
+        </w:drawing>
+      </w:r>
+    </w:p>
+    <w:p>
+      <w:pPr>
+        <w:spacing w:after="200"/>
+        <w:jc w:val="center"/>
+      </w:pPr>
+      <w:r>
+        <w:rPr>
+          <w:color w:val="8E8E93"/>
+          <w:sz w:val="18"/>
+        </w:rPr>
+        <w:t>圖 3　十字準線：滑鼠移到任一張圖，所有圖同步對照同一 X 位置</w:t>
+      </w:r>
+    </w:p>
+    <w:p>
+      <w:pPr>
         <w:pStyle w:val="Heading2"/>
         <w:spacing w:before="200" w:after="80"/>
       </w:pPr>
@@ -1130,6 +1289,59 @@
     </w:p>
     <w:p>
       <w:pPr>
+        <w:spacing w:before="160" w:after="40"/>
+        <w:jc w:val="center"/>
+      </w:pPr>
+      <w:r>
+        <w:drawing>
+          <wp:inline xmlns:a="http://schemas.openxmlformats.org/drawingml/2006/main" xmlns:pic="http://schemas.openxmlformats.org/drawingml/2006/picture">
+            <wp:extent cx="5400000" cy="3543750"/>
+            <wp:docPr id="4" name="Picture 4"/>
+            <wp:cNvGraphicFramePr>
+              <a:graphicFrameLocks noChangeAspect="1"/>
+            </wp:cNvGraphicFramePr>
+            <a:graphic>
+              <a:graphicData uri="http://schemas.openxmlformats.org/drawingml/2006/picture">
+                <pic:pic>
+                  <pic:nvPicPr>
+                    <pic:cNvPr id="0" name="s04_slope.png"/>
+                    <pic:cNvPicPr/>
+                  </pic:nvPicPr>
+                  <pic:blipFill>
+                    <a:blip r:embed="rId12"/>
+                    <a:stretch>
+                      <a:fillRect/>
+                    </a:stretch>
+                  </pic:blipFill>
+                  <pic:spPr>
+                    <a:xfrm>
+                      <a:off x="0" y="0"/>
+                      <a:ext cx="5400000" cy="3543750"/>
+                    </a:xfrm>
+                    <a:prstGeom prst="rect"/>
+                  </pic:spPr>
+                </pic:pic>
+              </a:graphicData>
+            </a:graphic>
+          </wp:inline>
+        </w:drawing>
+      </w:r>
+    </w:p>
+    <w:p>
+      <w:pPr>
+        <w:spacing w:after="200"/>
+        <w:jc w:val="center"/>
+      </w:pPr>
+      <w:r>
+        <w:rPr>
+          <w:color w:val="8E8E93"/>
+          <w:sz w:val="18"/>
+        </w:rPr>
+        <w:t>圖 4　全部斜率：依目前畫面範圍計算線性迴歸並顯示 R²</w:t>
+      </w:r>
+    </w:p>
+    <w:p>
+      <w:pPr>
         <w:pStyle w:val="Heading2"/>
         <w:spacing w:before="200" w:after="80"/>
       </w:pPr>
@@ -1159,6 +1371,59 @@
     </w:p>
     <w:p>
       <w:pPr>
+        <w:spacing w:before="160" w:after="40"/>
+        <w:jc w:val="center"/>
+      </w:pPr>
+      <w:r>
+        <w:drawing>
+          <wp:inline xmlns:a="http://schemas.openxmlformats.org/drawingml/2006/main" xmlns:pic="http://schemas.openxmlformats.org/drawingml/2006/picture">
+            <wp:extent cx="5400000" cy="3543750"/>
+            <wp:docPr id="5" name="Picture 5"/>
+            <wp:cNvGraphicFramePr>
+              <a:graphicFrameLocks noChangeAspect="1"/>
+            </wp:cNvGraphicFramePr>
+            <a:graphic>
+              <a:graphicData uri="http://schemas.openxmlformats.org/drawingml/2006/picture">
+                <pic:pic>
+                  <pic:nvPicPr>
+                    <pic:cNvPr id="0" name="s05_yrange.png"/>
+                    <pic:cNvPicPr/>
+                  </pic:nvPicPr>
+                  <pic:blipFill>
+                    <a:blip r:embed="rId13"/>
+                    <a:stretch>
+                      <a:fillRect/>
+                    </a:stretch>
+                  </pic:blipFill>
+                  <pic:spPr>
+                    <a:xfrm>
+                      <a:off x="0" y="0"/>
+                      <a:ext cx="5400000" cy="3543750"/>
+                    </a:xfrm>
+                    <a:prstGeom prst="rect"/>
+                  </pic:spPr>
+                </pic:pic>
+              </a:graphicData>
+            </a:graphic>
+          </wp:inline>
+        </w:drawing>
+      </w:r>
+    </w:p>
+    <w:p>
+      <w:pPr>
+        <w:spacing w:after="200"/>
+        <w:jc w:val="center"/>
+      </w:pPr>
+      <w:r>
+        <w:rPr>
+          <w:color w:val="8E8E93"/>
+          <w:sz w:val="18"/>
+        </w:rPr>
+        <w:t>圖 5　自訂 Y 軸範圍：為每個欄位個別設定上下限</w:t>
+      </w:r>
+    </w:p>
+    <w:p>
+      <w:pPr>
         <w:pStyle w:val="Heading2"/>
         <w:spacing w:before="200" w:after="80"/>
       </w:pPr>
@@ -1204,6 +1469,59 @@
     </w:p>
     <w:p>
       <w:pPr>
+        <w:spacing w:before="160" w:after="40"/>
+        <w:jc w:val="center"/>
+      </w:pPr>
+      <w:r>
+        <w:drawing>
+          <wp:inline xmlns:a="http://schemas.openxmlformats.org/drawingml/2006/main" xmlns:pic="http://schemas.openxmlformats.org/drawingml/2006/picture">
+            <wp:extent cx="5400000" cy="3543750"/>
+            <wp:docPr id="6" name="Picture 6"/>
+            <wp:cNvGraphicFramePr>
+              <a:graphicFrameLocks noChangeAspect="1"/>
+            </wp:cNvGraphicFramePr>
+            <a:graphic>
+              <a:graphicData uri="http://schemas.openxmlformats.org/drawingml/2006/picture">
+                <pic:pic>
+                  <pic:nvPicPr>
+                    <pic:cNvPr id="0" name="s06_thresh.png"/>
+                    <pic:cNvPicPr/>
+                  </pic:nvPicPr>
+                  <pic:blipFill>
+                    <a:blip r:embed="rId14"/>
+                    <a:stretch>
+                      <a:fillRect/>
+                    </a:stretch>
+                  </pic:blipFill>
+                  <pic:spPr>
+                    <a:xfrm>
+                      <a:off x="0" y="0"/>
+                      <a:ext cx="5400000" cy="3543750"/>
+                    </a:xfrm>
+                    <a:prstGeom prst="rect"/>
+                  </pic:spPr>
+                </pic:pic>
+              </a:graphicData>
+            </a:graphic>
+          </wp:inline>
+        </w:drawing>
+      </w:r>
+    </w:p>
+    <w:p>
+      <w:pPr>
+        <w:spacing w:after="200"/>
+        <w:jc w:val="center"/>
+      </w:pPr>
+      <w:r>
+        <w:rPr>
+          <w:color w:val="8E8E93"/>
+          <w:sz w:val="18"/>
+        </w:rPr>
+        <w:t>圖 6　上下限警示：超出設定值的線段轉為紅色</w:t>
+      </w:r>
+    </w:p>
+    <w:p>
+      <w:pPr>
         <w:pStyle w:val="Heading2"/>
         <w:spacing w:before="200" w:after="80"/>
       </w:pPr>
@@ -1233,6 +1551,59 @@
     </w:p>
     <w:p>
       <w:pPr>
+        <w:spacing w:before="160" w:after="40"/>
+        <w:jc w:val="center"/>
+      </w:pPr>
+      <w:r>
+        <w:drawing>
+          <wp:inline xmlns:a="http://schemas.openxmlformats.org/drawingml/2006/main" xmlns:pic="http://schemas.openxmlformats.org/drawingml/2006/picture">
+            <wp:extent cx="5400000" cy="3543750"/>
+            <wp:docPr id="7" name="Picture 7"/>
+            <wp:cNvGraphicFramePr>
+              <a:graphicFrameLocks noChangeAspect="1"/>
+            </wp:cNvGraphicFramePr>
+            <a:graphic>
+              <a:graphicData uri="http://schemas.openxmlformats.org/drawingml/2006/picture">
+                <pic:pic>
+                  <pic:nvPicPr>
+                    <pic:cNvPr id="0" name="s07_diff.png"/>
+                    <pic:cNvPicPr/>
+                  </pic:nvPicPr>
+                  <pic:blipFill>
+                    <a:blip r:embed="rId15"/>
+                    <a:stretch>
+                      <a:fillRect/>
+                    </a:stretch>
+                  </pic:blipFill>
+                  <pic:spPr>
+                    <a:xfrm>
+                      <a:off x="0" y="0"/>
+                      <a:ext cx="5400000" cy="3543750"/>
+                    </a:xfrm>
+                    <a:prstGeom prst="rect"/>
+                  </pic:spPr>
+                </pic:pic>
+              </a:graphicData>
+            </a:graphic>
+          </wp:inline>
+        </w:drawing>
+      </w:r>
+    </w:p>
+    <w:p>
+      <w:pPr>
+        <w:spacing w:after="200"/>
+        <w:jc w:val="center"/>
+      </w:pPr>
+      <w:r>
+        <w:rPr>
+          <w:color w:val="8E8E93"/>
+          <w:sz w:val="18"/>
+        </w:rPr>
+        <w:t>圖 7　壓差曲線：兩個欄位相減後新增一條差值曲線</w:t>
+      </w:r>
+    </w:p>
+    <w:p>
+      <w:pPr>
         <w:pStyle w:val="Heading2"/>
         <w:spacing w:before="200" w:after="80"/>
       </w:pPr>
@@ -1336,6 +1707,59 @@
     </w:p>
     <w:p>
       <w:pPr>
+        <w:spacing w:before="160" w:after="40"/>
+        <w:jc w:val="center"/>
+      </w:pPr>
+      <w:r>
+        <w:drawing>
+          <wp:inline xmlns:a="http://schemas.openxmlformats.org/drawingml/2006/main" xmlns:pic="http://schemas.openxmlformats.org/drawingml/2006/picture">
+            <wp:extent cx="5400000" cy="3881250"/>
+            <wp:docPr id="8" name="Picture 8"/>
+            <wp:cNvGraphicFramePr>
+              <a:graphicFrameLocks noChangeAspect="1"/>
+            </wp:cNvGraphicFramePr>
+            <a:graphic>
+              <a:graphicData uri="http://schemas.openxmlformats.org/drawingml/2006/picture">
+                <pic:pic>
+                  <pic:nvPicPr>
+                    <pic:cNvPr id="0" name="s08_light.png"/>
+                    <pic:cNvPicPr/>
+                  </pic:nvPicPr>
+                  <pic:blipFill>
+                    <a:blip r:embed="rId16"/>
+                    <a:stretch>
+                      <a:fillRect/>
+                    </a:stretch>
+                  </pic:blipFill>
+                  <pic:spPr>
+                    <a:xfrm>
+                      <a:off x="0" y="0"/>
+                      <a:ext cx="5400000" cy="3881250"/>
+                    </a:xfrm>
+                    <a:prstGeom prst="rect"/>
+                  </pic:spPr>
+                </pic:pic>
+              </a:graphicData>
+            </a:graphic>
+          </wp:inline>
+        </w:drawing>
+      </w:r>
+    </w:p>
+    <w:p>
+      <w:pPr>
+        <w:spacing w:after="200"/>
+        <w:jc w:val="center"/>
+      </w:pPr>
+      <w:r>
+        <w:rPr>
+          <w:color w:val="8E8E93"/>
+          <w:sz w:val="18"/>
+        </w:rPr>
+        <w:t>圖 8　淺色主題（左上角一鍵切換，圖表配色同步調整）</w:t>
+      </w:r>
+    </w:p>
+    <w:p>
+      <w:pPr>
         <w:pStyle w:val="Heading2"/>
         <w:spacing w:before="200" w:after="80"/>
       </w:pPr>
@@ -1529,6 +1953,59 @@
     </w:p>
     <w:p>
       <w:pPr>
+        <w:spacing w:before="160" w:after="40"/>
+        <w:jc w:val="center"/>
+      </w:pPr>
+      <w:r>
+        <w:drawing>
+          <wp:inline xmlns:a="http://schemas.openxmlformats.org/drawingml/2006/main" xmlns:pic="http://schemas.openxmlformats.org/drawingml/2006/picture">
+            <wp:extent cx="5400000" cy="3881250"/>
+            <wp:docPr id="9" name="Picture 9"/>
+            <wp:cNvGraphicFramePr>
+              <a:graphicFrameLocks noChangeAspect="1"/>
+            </wp:cNvGraphicFramePr>
+            <a:graphic>
+              <a:graphicData uri="http://schemas.openxmlformats.org/drawingml/2006/picture">
+                <pic:pic>
+                  <pic:nvPicPr>
+                    <pic:cNvPr id="0" name="s09_plotline.png"/>
+                    <pic:cNvPicPr/>
+                  </pic:nvPicPr>
+                  <pic:blipFill>
+                    <a:blip r:embed="rId17"/>
+                    <a:stretch>
+                      <a:fillRect/>
+                    </a:stretch>
+                  </pic:blipFill>
+                  <pic:spPr>
+                    <a:xfrm>
+                      <a:off x="0" y="0"/>
+                      <a:ext cx="5400000" cy="3881250"/>
+                    </a:xfrm>
+                    <a:prstGeom prst="rect"/>
+                  </pic:spPr>
+                </pic:pic>
+              </a:graphicData>
+            </a:graphic>
+          </wp:inline>
+        </w:drawing>
+      </w:r>
+    </w:p>
+    <w:p>
+      <w:pPr>
+        <w:spacing w:after="200"/>
+        <w:jc w:val="center"/>
+      </w:pPr>
+      <w:r>
+        <w:rPr>
+          <w:color w:val="8E8E93"/>
+          <w:sz w:val="18"/>
+        </w:rPr>
+        <w:t>圖 9　折線圖 Plotline 讀值表格：序號＋第一列欄位標籤</w:t>
+      </w:r>
+    </w:p>
+    <w:p>
+      <w:pPr>
         <w:pStyle w:val="Heading2"/>
         <w:spacing w:before="200" w:after="80"/>
       </w:pPr>
@@ -1672,6 +2149,59 @@
     </w:p>
     <w:p>
       <w:pPr>
+        <w:spacing w:before="160" w:after="40"/>
+        <w:jc w:val="center"/>
+      </w:pPr>
+      <w:r>
+        <w:drawing>
+          <wp:inline xmlns:a="http://schemas.openxmlformats.org/drawingml/2006/main" xmlns:pic="http://schemas.openxmlformats.org/drawingml/2006/picture">
+            <wp:extent cx="5400000" cy="3881250"/>
+            <wp:docPr id="10" name="Picture 10"/>
+            <wp:cNvGraphicFramePr>
+              <a:graphicFrameLocks noChangeAspect="1"/>
+            </wp:cNvGraphicFramePr>
+            <a:graphic>
+              <a:graphicData uri="http://schemas.openxmlformats.org/drawingml/2006/picture">
+                <pic:pic>
+                  <pic:nvPicPr>
+                    <pic:cNvPr id="0" name="s11_ivplotline.png"/>
+                    <pic:cNvPicPr/>
+                  </pic:nvPicPr>
+                  <pic:blipFill>
+                    <a:blip r:embed="rId18"/>
+                    <a:stretch>
+                      <a:fillRect/>
+                    </a:stretch>
+                  </pic:blipFill>
+                  <pic:spPr>
+                    <a:xfrm>
+                      <a:off x="0" y="0"/>
+                      <a:ext cx="5400000" cy="3881250"/>
+                    </a:xfrm>
+                    <a:prstGeom prst="rect"/>
+                  </pic:spPr>
+                </pic:pic>
+              </a:graphicData>
+            </a:graphic>
+          </wp:inline>
+        </w:drawing>
+      </w:r>
+    </w:p>
+    <w:p>
+      <w:pPr>
+        <w:spacing w:after="200"/>
+        <w:jc w:val="center"/>
+      </w:pPr>
+      <w:r>
+        <w:rPr>
+          <w:color w:val="8E8E93"/>
+          <w:sz w:val="18"/>
+        </w:rPr>
+        <w:t>圖 10　IV Plotline：依電流由小到大排序；「前-後(V)／前-後(mV)」為兩條曲線的電壓差；欄位標題顏色對應圖上曲線（v2.7）</w:t>
+      </w:r>
+    </w:p>
+    <w:p>
+      <w:pPr>
         <w:pStyle w:val="Heading2"/>
         <w:spacing w:before="200" w:after="80"/>
       </w:pPr>
@@ -1891,6 +2421,59 @@
           <w:sz w:val="22"/>
         </w:rPr>
         <w:t>• 檔案內有功率欄位時直接使用；沒有時自動以 P = I × V 計算。</w:t>
+      </w:r>
+    </w:p>
+    <w:p>
+      <w:pPr>
+        <w:spacing w:before="160" w:after="40"/>
+        <w:jc w:val="center"/>
+      </w:pPr>
+      <w:r>
+        <w:drawing>
+          <wp:inline xmlns:a="http://schemas.openxmlformats.org/drawingml/2006/main" xmlns:pic="http://schemas.openxmlformats.org/drawingml/2006/picture">
+            <wp:extent cx="5400000" cy="3881250"/>
+            <wp:docPr id="11" name="Picture 11"/>
+            <wp:cNvGraphicFramePr>
+              <a:graphicFrameLocks noChangeAspect="1"/>
+            </wp:cNvGraphicFramePr>
+            <a:graphic>
+              <a:graphicData uri="http://schemas.openxmlformats.org/drawingml/2006/picture">
+                <pic:pic>
+                  <pic:nvPicPr>
+                    <pic:cNvPr id="0" name="s10_iv.png"/>
+                    <pic:cNvPicPr/>
+                  </pic:nvPicPr>
+                  <pic:blipFill>
+                    <a:blip r:embed="rId19"/>
+                    <a:stretch>
+                      <a:fillRect/>
+                    </a:stretch>
+                  </pic:blipFill>
+                  <pic:spPr>
+                    <a:xfrm>
+                      <a:off x="0" y="0"/>
+                      <a:ext cx="5400000" cy="3881250"/>
+                    </a:xfrm>
+                    <a:prstGeom prst="rect"/>
+                  </pic:spPr>
+                </pic:pic>
+              </a:graphicData>
+            </a:graphic>
+          </wp:inline>
+        </w:drawing>
+      </w:r>
+    </w:p>
+    <w:p>
+      <w:pPr>
+        <w:spacing w:after="200"/>
+        <w:jc w:val="center"/>
+      </w:pPr>
+      <w:r>
+        <w:rPr>
+          <w:color w:val="8E8E93"/>
+          <w:sz w:val="18"/>
+        </w:rPr>
+        <w:t>圖 11　IV 曲線（實線）與功率曲線（虛線，右側獨立 Y 軸）</w:t>
       </w:r>
     </w:p>
     <w:p>
@@ -2782,6 +3365,123 @@
     </w:p>
     <w:p>
       <w:pPr>
+        <w:pStyle w:val="Heading1"/>
+        <w:spacing w:before="280"/>
+      </w:pPr>
+      <w:r>
+        <w:t>11. 離線使用與下載</w:t>
+      </w:r>
+    </w:p>
+    <w:p>
+      <w:r>
+        <w:rPr>
+          <w:sz w:val="21"/>
+        </w:rPr>
+        <w:t>本工具為單一 HTML 檔，不需要安裝、不需要伺服器。下方圖 12 為頁尾的下載區，建議把三個檔案一起下載，放到同一個資料夾：</w:t>
+      </w:r>
+    </w:p>
+    <w:p>
+      <w:pPr>
+        <w:pStyle w:val="ListParagraph"/>
+      </w:pPr>
+      <w:r>
+        <w:rPr>
+          <w:sz w:val="21"/>
+        </w:rPr>
+        <w:t>• 測試數據作圖產生器.html：主程式，雙擊即可用。</w:t>
+      </w:r>
+    </w:p>
+    <w:p>
+      <w:pPr>
+        <w:pStyle w:val="ListParagraph"/>
+      </w:pPr>
+      <w:r>
+        <w:rPr>
+          <w:sz w:val="21"/>
+        </w:rPr>
+        <w:t>• 測試數據作圖產生器_使用說明書.docx：本說明書，完整功能說明。</w:t>
+      </w:r>
+    </w:p>
+    <w:p>
+      <w:pPr>
+        <w:pStyle w:val="ListParagraph"/>
+      </w:pPr>
+      <w:r>
+        <w:rPr>
+          <w:sz w:val="21"/>
+        </w:rPr>
+        <w:t>• 測試數據作圖產生器_簡易手冊.docx：2 頁精簡版，3 分鐘上手。</w:t>
+      </w:r>
+    </w:p>
+    <w:p>
+      <w:r>
+        <w:rPr>
+          <w:sz w:val="21"/>
+        </w:rPr>
+        <w:t>由於主程式是以相對路徑尋找另兩份文件，三者務必放在同一資料夾，否則按下「下載詳細操作說明書」或「下載簡易手冊」會找不到檔案。</w:t>
+      </w:r>
+    </w:p>
+    <w:p>
+      <w:r>
+        <w:rPr>
+          <w:sz w:val="21"/>
+        </w:rPr>
+        <w:t>主程式連結指向自己，若檔案被改名或移到別的資料夾後才開啟，系統會自動改以目前頁面內容產生下載，離線仍可取得。</w:t>
+      </w:r>
+    </w:p>
+    <w:p>
+      <w:pPr>
+        <w:jc w:val="center"/>
+      </w:pPr>
+      <w:r>
+        <w:drawing>
+          <wp:inline xmlns:a="http://schemas.openxmlformats.org/drawingml/2006/main" xmlns:pic="http://schemas.openxmlformats.org/drawingml/2006/picture">
+            <wp:extent cx="5400000" cy="1656000"/>
+            <wp:docPr id="12" name="Picture 12"/>
+            <wp:cNvGraphicFramePr>
+              <a:graphicFrameLocks noChangeAspect="1"/>
+            </wp:cNvGraphicFramePr>
+            <a:graphic>
+              <a:graphicData uri="http://schemas.openxmlformats.org/drawingml/2006/picture">
+                <pic:pic>
+                  <pic:nvPicPr>
+                    <pic:cNvPr id="0" name="s12_download.png"/>
+                    <pic:cNvPicPr/>
+                  </pic:nvPicPr>
+                  <pic:blipFill>
+                    <a:blip r:embed="rId20"/>
+                    <a:stretch>
+                      <a:fillRect/>
+                    </a:stretch>
+                  </pic:blipFill>
+                  <pic:spPr>
+                    <a:xfrm>
+                      <a:off x="0" y="0"/>
+                      <a:ext cx="5400000" cy="1656000"/>
+                    </a:xfrm>
+                    <a:prstGeom prst="rect"/>
+                  </pic:spPr>
+                </pic:pic>
+              </a:graphicData>
+            </a:graphic>
+          </wp:inline>
+        </w:drawing>
+      </w:r>
+    </w:p>
+    <w:p>
+      <w:pPr>
+        <w:jc w:val="center"/>
+      </w:pPr>
+      <w:r>
+        <w:rPr>
+          <w:color w:val="8E8E93"/>
+          <w:sz w:val="18"/>
+        </w:rPr>
+        <w:t>圖 12　頁尾下載區：三個檔案建議一併下載放到同一資料夾</w:t>
+      </w:r>
+    </w:p>
+    <w:p>
+      <w:pPr>
         <w:spacing w:after="0" w:line="300" w:lineRule="auto"/>
       </w:pPr>
       <w:r>

--- a/測試數據作圖產生器_使用說明書.docx
+++ b/測試數據作圖產生器_使用說明書.docx
@@ -29,7 +29,7 @@
           <w:color w:val="666666"/>
           <w:sz w:val="20"/>
         </w:rPr>
-        <w:t>版本：v2.7（2026-10-15 更新）　|　檔案：測試數據作圖產生器.html</w:t>
+        <w:t>版本：v2.7（2026-10-15 更新）　|　淺色主題截圖版　|　檔案：測試數據作圖產生器.html</w:t>
       </w:r>
     </w:p>
     <w:p>
@@ -282,8 +282,8 @@
       <w:r>
         <w:drawing>
           <wp:inline xmlns:a="http://schemas.openxmlformats.org/drawingml/2006/main" xmlns:pic="http://schemas.openxmlformats.org/drawingml/2006/picture">
-            <wp:extent cx="5400000" cy="3881250"/>
-            <wp:docPr id="1" name="Picture 1"/>
+            <wp:extent cx="5400000" cy="2736000"/>
+            <wp:docPr id="24" name="Picture 24"/>
             <wp:cNvGraphicFramePr>
               <a:graphicFrameLocks noChangeAspect="1"/>
             </wp:cNvGraphicFramePr>
@@ -291,11 +291,11 @@
               <a:graphicData uri="http://schemas.openxmlformats.org/drawingml/2006/picture">
                 <pic:pic>
                   <pic:nvPicPr>
-                    <pic:cNvPr id="0" name="s01_colpanel.png"/>
+                    <pic:cNvPr id="0" name="lt01_initial.png"/>
                     <pic:cNvPicPr/>
                   </pic:nvPicPr>
                   <pic:blipFill>
-                    <a:blip r:embed="rId9"/>
+                    <a:blip r:embed="rId31"/>
                     <a:stretch>
                       <a:fillRect/>
                     </a:stretch>
@@ -303,7 +303,7 @@
                   <pic:spPr>
                     <a:xfrm>
                       <a:off x="0" y="0"/>
-                      <a:ext cx="5400000" cy="3881250"/>
+                      <a:ext cx="5400000" cy="2736000"/>
                     </a:xfrm>
                     <a:prstGeom prst="rect"/>
                   </pic:spPr>
@@ -989,7 +989,7 @@
         <w:drawing>
           <wp:inline xmlns:a="http://schemas.openxmlformats.org/drawingml/2006/main" xmlns:pic="http://schemas.openxmlformats.org/drawingml/2006/picture">
             <wp:extent cx="5400000" cy="3881250"/>
-            <wp:docPr id="2" name="Picture 2"/>
+            <wp:docPr id="23" name="Picture 23"/>
             <wp:cNvGraphicFramePr>
               <a:graphicFrameLocks noChangeAspect="1"/>
             </wp:cNvGraphicFramePr>
@@ -997,11 +997,11 @@
               <a:graphicData uri="http://schemas.openxmlformats.org/drawingml/2006/picture">
                 <pic:pic>
                   <pic:nvPicPr>
-                    <pic:cNvPr id="0" name="s02_overview.png"/>
+                    <pic:cNvPr id="0" name="lt02_colpanel.png"/>
                     <pic:cNvPicPr/>
                   </pic:nvPicPr>
                   <pic:blipFill>
-                    <a:blip r:embed="rId10"/>
+                    <a:blip r:embed="rId30"/>
                     <a:stretch>
                       <a:fillRect/>
                     </a:stretch>
@@ -1182,8 +1182,8 @@
       <w:r>
         <w:drawing>
           <wp:inline xmlns:a="http://schemas.openxmlformats.org/drawingml/2006/main" xmlns:pic="http://schemas.openxmlformats.org/drawingml/2006/picture">
-            <wp:extent cx="5400000" cy="3375000"/>
-            <wp:docPr id="3" name="Picture 3"/>
+            <wp:extent cx="5400000" cy="3881250"/>
+            <wp:docPr id="22" name="Picture 22"/>
             <wp:cNvGraphicFramePr>
               <a:graphicFrameLocks noChangeAspect="1"/>
             </wp:cNvGraphicFramePr>
@@ -1191,538 +1191,7 @@
               <a:graphicData uri="http://schemas.openxmlformats.org/drawingml/2006/picture">
                 <pic:pic>
                   <pic:nvPicPr>
-                    <pic:cNvPr id="0" name="s03_crosshair.png"/>
-                    <pic:cNvPicPr/>
-                  </pic:nvPicPr>
-                  <pic:blipFill>
-                    <a:blip r:embed="rId11"/>
-                    <a:stretch>
-                      <a:fillRect/>
-                    </a:stretch>
-                  </pic:blipFill>
-                  <pic:spPr>
-                    <a:xfrm>
-                      <a:off x="0" y="0"/>
-                      <a:ext cx="5400000" cy="3375000"/>
-                    </a:xfrm>
-                    <a:prstGeom prst="rect"/>
-                  </pic:spPr>
-                </pic:pic>
-              </a:graphicData>
-            </a:graphic>
-          </wp:inline>
-        </w:drawing>
-      </w:r>
-    </w:p>
-    <w:p>
-      <w:pPr>
-        <w:spacing w:after="200"/>
-        <w:jc w:val="center"/>
-      </w:pPr>
-      <w:r>
-        <w:rPr>
-          <w:color w:val="8E8E93"/>
-          <w:sz w:val="18"/>
-        </w:rPr>
-        <w:t>圖 3　十字準線：滑鼠移到任一張圖，所有圖同步對照同一 X 位置</w:t>
-      </w:r>
-    </w:p>
-    <w:p>
-      <w:pPr>
-        <w:pStyle w:val="Heading2"/>
-        <w:spacing w:before="200" w:after="80"/>
-      </w:pPr>
-      <w:r>
-        <w:rPr>
-          <w:rFonts w:ascii="微軟正黑體" w:hAnsi="微軟正黑體" w:eastAsia="微軟正黑體"/>
-          <w:b/>
-          <w:color w:val="1F4E79"/>
-          <w:sz w:val="24"/>
-        </w:rPr>
-        <w:t>5.5 斜率計算（迴歸分析）</w:t>
-      </w:r>
-    </w:p>
-    <w:p>
-      <w:pPr>
-        <w:pStyle w:val="ListParagraph"/>
-        <w:spacing w:after="60" w:line="288" w:lineRule="auto"/>
-      </w:pPr>
-      <w:r>
-        <w:rPr>
-          <w:rFonts w:ascii="微軟正黑體" w:hAnsi="微軟正黑體" w:eastAsia="微軟正黑體"/>
-          <w:b w:val="0"/>
-          <w:color w:val="333333"/>
-          <w:sz w:val="22"/>
-        </w:rPr>
-        <w:t>• 疊圖：點擊「📈 全部斜率」，對所有欄位在目前縮放範圍內做線性迴歸，顯示斜率與 R²。</w:t>
-      </w:r>
-    </w:p>
-    <w:p>
-      <w:pPr>
-        <w:pStyle w:val="ListParagraph"/>
-        <w:spacing w:after="60" w:line="288" w:lineRule="auto"/>
-      </w:pPr>
-      <w:r>
-        <w:rPr>
-          <w:rFonts w:ascii="微軟正黑體" w:hAnsi="微軟正黑體" w:eastAsia="微軟正黑體"/>
-          <w:b w:val="0"/>
-          <w:color w:val="333333"/>
-          <w:sz w:val="22"/>
-        </w:rPr>
-        <w:t>• 個別圖：點擊「📈 斜率」，對該欄位在目前範圍計算線性迴歸，並繪製紅色虛線迴歸線，顯示斜率、截距、R² 與樣本數。</w:t>
-      </w:r>
-    </w:p>
-    <w:p>
-      <w:pPr>
-        <w:pStyle w:val="ListParagraph"/>
-        <w:spacing w:after="60" w:line="288" w:lineRule="auto"/>
-      </w:pPr>
-      <w:r>
-        <w:rPr>
-          <w:rFonts w:ascii="微軟正黑體" w:hAnsi="微軟正黑體" w:eastAsia="微軟正黑體"/>
-          <w:b w:val="0"/>
-          <w:color w:val="333333"/>
-          <w:sz w:val="22"/>
-        </w:rPr>
-        <w:t>• 請先框選縮放選擇要分析的範圍，再點斜率按鈕；未縮放時會提示先縮放。</w:t>
-      </w:r>
-    </w:p>
-    <w:p>
-      <w:pPr>
-        <w:spacing w:before="160" w:after="40"/>
-        <w:jc w:val="center"/>
-      </w:pPr>
-      <w:r>
-        <w:drawing>
-          <wp:inline xmlns:a="http://schemas.openxmlformats.org/drawingml/2006/main" xmlns:pic="http://schemas.openxmlformats.org/drawingml/2006/picture">
-            <wp:extent cx="5400000" cy="3543750"/>
-            <wp:docPr id="4" name="Picture 4"/>
-            <wp:cNvGraphicFramePr>
-              <a:graphicFrameLocks noChangeAspect="1"/>
-            </wp:cNvGraphicFramePr>
-            <a:graphic>
-              <a:graphicData uri="http://schemas.openxmlformats.org/drawingml/2006/picture">
-                <pic:pic>
-                  <pic:nvPicPr>
-                    <pic:cNvPr id="0" name="s04_slope.png"/>
-                    <pic:cNvPicPr/>
-                  </pic:nvPicPr>
-                  <pic:blipFill>
-                    <a:blip r:embed="rId12"/>
-                    <a:stretch>
-                      <a:fillRect/>
-                    </a:stretch>
-                  </pic:blipFill>
-                  <pic:spPr>
-                    <a:xfrm>
-                      <a:off x="0" y="0"/>
-                      <a:ext cx="5400000" cy="3543750"/>
-                    </a:xfrm>
-                    <a:prstGeom prst="rect"/>
-                  </pic:spPr>
-                </pic:pic>
-              </a:graphicData>
-            </a:graphic>
-          </wp:inline>
-        </w:drawing>
-      </w:r>
-    </w:p>
-    <w:p>
-      <w:pPr>
-        <w:spacing w:after="200"/>
-        <w:jc w:val="center"/>
-      </w:pPr>
-      <w:r>
-        <w:rPr>
-          <w:color w:val="8E8E93"/>
-          <w:sz w:val="18"/>
-        </w:rPr>
-        <w:t>圖 4　全部斜率：依目前畫面範圍計算線性迴歸並顯示 R²</w:t>
-      </w:r>
-    </w:p>
-    <w:p>
-      <w:pPr>
-        <w:pStyle w:val="Heading2"/>
-        <w:spacing w:before="200" w:after="80"/>
-      </w:pPr>
-      <w:r>
-        <w:rPr>
-          <w:rFonts w:ascii="微軟正黑體" w:hAnsi="微軟正黑體" w:eastAsia="微軟正黑體"/>
-          <w:b/>
-          <w:color w:val="1F4E79"/>
-          <w:sz w:val="24"/>
-        </w:rPr>
-        <w:t>5.6 自訂 Y 軸範圍（僅疊圖）</w:t>
-      </w:r>
-    </w:p>
-    <w:p>
-      <w:pPr>
-        <w:spacing w:after="120" w:line="300" w:lineRule="auto"/>
-      </w:pPr>
-      <w:r>
-        <w:rPr>
-          <w:rFonts w:ascii="微軟正黑體" w:hAnsi="微軟正黑體" w:eastAsia="微軟正黑體"/>
-          <w:b w:val="0"/>
-          <w:color w:val="333333"/>
-          <w:sz w:val="22"/>
-        </w:rPr>
-        <w:t>點擊「✏️ 自訂Y軸範圍」，可為每個欄位個別設定 Y 軸最小／最大值，點「套用」生效；清除數值可還原自動範圍。多列勾選時會連動輸入。</w:t>
-      </w:r>
-    </w:p>
-    <w:p>
-      <w:pPr>
-        <w:spacing w:before="160" w:after="40"/>
-        <w:jc w:val="center"/>
-      </w:pPr>
-      <w:r>
-        <w:drawing>
-          <wp:inline xmlns:a="http://schemas.openxmlformats.org/drawingml/2006/main" xmlns:pic="http://schemas.openxmlformats.org/drawingml/2006/picture">
-            <wp:extent cx="5400000" cy="3543750"/>
-            <wp:docPr id="5" name="Picture 5"/>
-            <wp:cNvGraphicFramePr>
-              <a:graphicFrameLocks noChangeAspect="1"/>
-            </wp:cNvGraphicFramePr>
-            <a:graphic>
-              <a:graphicData uri="http://schemas.openxmlformats.org/drawingml/2006/picture">
-                <pic:pic>
-                  <pic:nvPicPr>
-                    <pic:cNvPr id="0" name="s05_yrange.png"/>
-                    <pic:cNvPicPr/>
-                  </pic:nvPicPr>
-                  <pic:blipFill>
-                    <a:blip r:embed="rId13"/>
-                    <a:stretch>
-                      <a:fillRect/>
-                    </a:stretch>
-                  </pic:blipFill>
-                  <pic:spPr>
-                    <a:xfrm>
-                      <a:off x="0" y="0"/>
-                      <a:ext cx="5400000" cy="3543750"/>
-                    </a:xfrm>
-                    <a:prstGeom prst="rect"/>
-                  </pic:spPr>
-                </pic:pic>
-              </a:graphicData>
-            </a:graphic>
-          </wp:inline>
-        </w:drawing>
-      </w:r>
-    </w:p>
-    <w:p>
-      <w:pPr>
-        <w:spacing w:after="200"/>
-        <w:jc w:val="center"/>
-      </w:pPr>
-      <w:r>
-        <w:rPr>
-          <w:color w:val="8E8E93"/>
-          <w:sz w:val="18"/>
-        </w:rPr>
-        <w:t>圖 5　自訂 Y 軸範圍：為每個欄位個別設定上下限</w:t>
-      </w:r>
-    </w:p>
-    <w:p>
-      <w:pPr>
-        <w:pStyle w:val="Heading2"/>
-        <w:spacing w:before="200" w:after="80"/>
-      </w:pPr>
-      <w:r>
-        <w:rPr>
-          <w:rFonts w:ascii="微軟正黑體" w:hAnsi="微軟正黑體" w:eastAsia="微軟正黑體"/>
-          <w:b/>
-          <w:color w:val="1F4E79"/>
-          <w:sz w:val="24"/>
-        </w:rPr>
-        <w:t>5.7 上下限警示</w:t>
-      </w:r>
-    </w:p>
-    <w:p>
-      <w:pPr>
-        <w:pStyle w:val="ListParagraph"/>
-        <w:spacing w:after="60" w:line="288" w:lineRule="auto"/>
-      </w:pPr>
-      <w:r>
-        <w:rPr>
-          <w:rFonts w:ascii="微軟正黑體" w:hAnsi="微軟正黑體" w:eastAsia="微軟正黑體"/>
-          <w:b w:val="0"/>
-          <w:color w:val="333333"/>
-          <w:sz w:val="22"/>
-        </w:rPr>
-        <w:t>• 疊圖：點擊「🔴 上下限警示」，為每個欄位設定下限／上限，超出範圍的線段以紅色顯示並加粗。</w:t>
-      </w:r>
-    </w:p>
-    <w:p>
-      <w:pPr>
-        <w:pStyle w:val="ListParagraph"/>
-        <w:spacing w:after="60" w:line="288" w:lineRule="auto"/>
-      </w:pPr>
-      <w:r>
-        <w:rPr>
-          <w:rFonts w:ascii="微軟正黑體" w:hAnsi="微軟正黑體" w:eastAsia="微軟正黑體"/>
-          <w:b w:val="0"/>
-          <w:color w:val="333333"/>
-          <w:sz w:val="22"/>
-        </w:rPr>
-        <w:t>• 個別圖：每張圖下方有「下限／上限」輸入框與「套用／歸零」按鈕。</w:t>
-      </w:r>
-    </w:p>
-    <w:p>
-      <w:pPr>
-        <w:spacing w:before="160" w:after="40"/>
-        <w:jc w:val="center"/>
-      </w:pPr>
-      <w:r>
-        <w:drawing>
-          <wp:inline xmlns:a="http://schemas.openxmlformats.org/drawingml/2006/main" xmlns:pic="http://schemas.openxmlformats.org/drawingml/2006/picture">
-            <wp:extent cx="5400000" cy="3543750"/>
-            <wp:docPr id="6" name="Picture 6"/>
-            <wp:cNvGraphicFramePr>
-              <a:graphicFrameLocks noChangeAspect="1"/>
-            </wp:cNvGraphicFramePr>
-            <a:graphic>
-              <a:graphicData uri="http://schemas.openxmlformats.org/drawingml/2006/picture">
-                <pic:pic>
-                  <pic:nvPicPr>
-                    <pic:cNvPr id="0" name="s06_thresh.png"/>
-                    <pic:cNvPicPr/>
-                  </pic:nvPicPr>
-                  <pic:blipFill>
-                    <a:blip r:embed="rId14"/>
-                    <a:stretch>
-                      <a:fillRect/>
-                    </a:stretch>
-                  </pic:blipFill>
-                  <pic:spPr>
-                    <a:xfrm>
-                      <a:off x="0" y="0"/>
-                      <a:ext cx="5400000" cy="3543750"/>
-                    </a:xfrm>
-                    <a:prstGeom prst="rect"/>
-                  </pic:spPr>
-                </pic:pic>
-              </a:graphicData>
-            </a:graphic>
-          </wp:inline>
-        </w:drawing>
-      </w:r>
-    </w:p>
-    <w:p>
-      <w:pPr>
-        <w:spacing w:after="200"/>
-        <w:jc w:val="center"/>
-      </w:pPr>
-      <w:r>
-        <w:rPr>
-          <w:color w:val="8E8E93"/>
-          <w:sz w:val="18"/>
-        </w:rPr>
-        <w:t>圖 6　上下限警示：超出設定值的線段轉為紅色</w:t>
-      </w:r>
-    </w:p>
-    <w:p>
-      <w:pPr>
-        <w:pStyle w:val="Heading2"/>
-        <w:spacing w:before="200" w:after="80"/>
-      </w:pPr>
-      <w:r>
-        <w:rPr>
-          <w:rFonts w:ascii="微軟正黑體" w:hAnsi="微軟正黑體" w:eastAsia="微軟正黑體"/>
-          <w:b/>
-          <w:color w:val="1F4E79"/>
-          <w:sz w:val="24"/>
-        </w:rPr>
-        <w:t>5.8 壓差曲線（僅疊圖）</w:t>
-      </w:r>
-    </w:p>
-    <w:p>
-      <w:pPr>
-        <w:spacing w:after="120" w:line="300" w:lineRule="auto"/>
-      </w:pPr>
-      <w:r>
-        <w:rPr>
-          <w:rFonts w:ascii="微軟正黑體" w:hAnsi="微軟正黑體" w:eastAsia="微軟正黑體"/>
-          <w:b w:val="0"/>
-          <w:color w:val="333333"/>
-          <w:sz w:val="22"/>
-        </w:rPr>
-        <w:t>點擊「📊 壓差曲線」，從兩個下拉選單選取欄位 A、B，點「確認新增」後在疊圖上新增一條虛線的「|A − B|」壓差曲線，並附獨立 Y 軸。可重複新增多條。</w:t>
-      </w:r>
-    </w:p>
-    <w:p>
-      <w:pPr>
-        <w:spacing w:before="160" w:after="40"/>
-        <w:jc w:val="center"/>
-      </w:pPr>
-      <w:r>
-        <w:drawing>
-          <wp:inline xmlns:a="http://schemas.openxmlformats.org/drawingml/2006/main" xmlns:pic="http://schemas.openxmlformats.org/drawingml/2006/picture">
-            <wp:extent cx="5400000" cy="3543750"/>
-            <wp:docPr id="7" name="Picture 7"/>
-            <wp:cNvGraphicFramePr>
-              <a:graphicFrameLocks noChangeAspect="1"/>
-            </wp:cNvGraphicFramePr>
-            <a:graphic>
-              <a:graphicData uri="http://schemas.openxmlformats.org/drawingml/2006/picture">
-                <pic:pic>
-                  <pic:nvPicPr>
-                    <pic:cNvPr id="0" name="s07_diff.png"/>
-                    <pic:cNvPicPr/>
-                  </pic:nvPicPr>
-                  <pic:blipFill>
-                    <a:blip r:embed="rId15"/>
-                    <a:stretch>
-                      <a:fillRect/>
-                    </a:stretch>
-                  </pic:blipFill>
-                  <pic:spPr>
-                    <a:xfrm>
-                      <a:off x="0" y="0"/>
-                      <a:ext cx="5400000" cy="3543750"/>
-                    </a:xfrm>
-                    <a:prstGeom prst="rect"/>
-                  </pic:spPr>
-                </pic:pic>
-              </a:graphicData>
-            </a:graphic>
-          </wp:inline>
-        </w:drawing>
-      </w:r>
-    </w:p>
-    <w:p>
-      <w:pPr>
-        <w:spacing w:after="200"/>
-        <w:jc w:val="center"/>
-      </w:pPr>
-      <w:r>
-        <w:rPr>
-          <w:color w:val="8E8E93"/>
-          <w:sz w:val="18"/>
-        </w:rPr>
-        <w:t>圖 7　壓差曲線：兩個欄位相減後新增一條差值曲線</w:t>
-      </w:r>
-    </w:p>
-    <w:p>
-      <w:pPr>
-        <w:pStyle w:val="Heading2"/>
-        <w:spacing w:before="200" w:after="80"/>
-      </w:pPr>
-      <w:r>
-        <w:rPr>
-          <w:rFonts w:ascii="微軟正黑體" w:hAnsi="微軟正黑體" w:eastAsia="微軟正黑體"/>
-          <w:b/>
-          <w:color w:val="1F4E79"/>
-          <w:sz w:val="24"/>
-        </w:rPr>
-        <w:t>5.9 X／Y 軸雙擊手動範圍</w:t>
-      </w:r>
-    </w:p>
-    <w:p>
-      <w:pPr>
-        <w:pStyle w:val="ListParagraph"/>
-        <w:spacing w:after="60" w:line="288" w:lineRule="auto"/>
-      </w:pPr>
-      <w:r>
-        <w:rPr>
-          <w:rFonts w:ascii="微軟正黑體" w:hAnsi="微軟正黑體" w:eastAsia="微軟正黑體"/>
-          <w:b w:val="0"/>
-          <w:color w:val="333333"/>
-          <w:sz w:val="22"/>
-        </w:rPr>
-        <w:t>• X 軸：在圖表下方的 X 軸刻度帶上快速點兩下，可輸入起始與結束值（時間型輸入 HH:mm:ss，流水號型直接輸入數值），亦可設定刻度間隔。設定後所有圖表的 X 軸一起套用。</w:t>
-      </w:r>
-    </w:p>
-    <w:p>
-      <w:pPr>
-        <w:pStyle w:val="ListParagraph"/>
-        <w:spacing w:after="60" w:line="288" w:lineRule="auto"/>
-      </w:pPr>
-      <w:r>
-        <w:rPr>
-          <w:rFonts w:ascii="微軟正黑體" w:hAnsi="微軟正黑體" w:eastAsia="微軟正黑體"/>
-          <w:b w:val="0"/>
-          <w:color w:val="333333"/>
-          <w:sz w:val="22"/>
-        </w:rPr>
-        <w:t>• Y 軸：在任一條 Y 軸上快速點兩下，可單獨設定該軸的最小值／最大值與刻度間隔；疊圖的每一條 Y 軸都能分別設定。</w:t>
-      </w:r>
-    </w:p>
-    <w:p>
-      <w:pPr>
-        <w:pStyle w:val="ListParagraph"/>
-        <w:spacing w:after="60" w:line="288" w:lineRule="auto"/>
-      </w:pPr>
-      <w:r>
-        <w:rPr>
-          <w:rFonts w:ascii="微軟正黑體" w:hAnsi="微軟正黑體" w:eastAsia="微軟正黑體"/>
-          <w:b w:val="0"/>
-          <w:color w:val="333333"/>
-          <w:sz w:val="22"/>
-        </w:rPr>
-        <w:t>• 輸入視窗按 Enter 套用、Esc 或點視窗外取消；格式錯誤或起始大於結束會提示。</w:t>
-      </w:r>
-    </w:p>
-    <w:p>
-      <w:pPr>
-        <w:pStyle w:val="Heading2"/>
-        <w:spacing w:before="200" w:after="80"/>
-      </w:pPr>
-      <w:r>
-        <w:rPr>
-          <w:rFonts w:ascii="微軟正黑體" w:hAnsi="微軟正黑體" w:eastAsia="微軟正黑體"/>
-          <w:b/>
-          <w:color w:val="1F4E79"/>
-          <w:sz w:val="24"/>
-        </w:rPr>
-        <w:t>5.10 深／淺色主題切換</w:t>
-      </w:r>
-    </w:p>
-    <w:p>
-      <w:pPr>
-        <w:spacing w:after="120" w:line="300" w:lineRule="auto"/>
-      </w:pPr>
-      <w:r>
-        <w:rPr>
-          <w:rFonts w:ascii="微軟正黑體" w:hAnsi="微軟正黑體" w:eastAsia="微軟正黑體"/>
-          <w:b w:val="0"/>
-          <w:color w:val="333333"/>
-          <w:sz w:val="22"/>
-        </w:rPr>
-        <w:t>畫面左上角「☀️ 淺色版面」按鈕，點一下整個介面即在深色／淺色之間切換（按鈕文字隨之變為「🌙 深色版面」）。</w:t>
-      </w:r>
-    </w:p>
-    <w:p>
-      <w:pPr>
-        <w:spacing w:after="80" w:line="300" w:lineRule="auto"/>
-      </w:pPr>
-      <w:r>
-        <w:rPr>
-          <w:rFonts w:ascii="微軟正黑體" w:hAnsi="微軟正黑體" w:eastAsia="微軟正黑體"/>
-          <w:b w:val="0"/>
-          <w:color w:val="333333"/>
-          <w:sz w:val="22"/>
-        </w:rPr>
-        <w:t>圖表格線、座標刻度、圖例文字顏色會同步換成適合目前主題的配色；各欄位專屬的彩色 Y 軸不受影響。hover 十字準線、Plotline 標記線也會自動改用在淺色底上看得清楚的顏色。</w:t>
-      </w:r>
-    </w:p>
-    <w:p>
-      <w:pPr>
-        <w:spacing w:before="160" w:after="40"/>
-        <w:jc w:val="center"/>
-      </w:pPr>
-      <w:r>
-        <w:drawing>
-          <wp:inline xmlns:a="http://schemas.openxmlformats.org/drawingml/2006/main" xmlns:pic="http://schemas.openxmlformats.org/drawingml/2006/picture">
-            <wp:extent cx="5400000" cy="3881250"/>
-            <wp:docPr id="8" name="Picture 8"/>
-            <wp:cNvGraphicFramePr>
-              <a:graphicFrameLocks noChangeAspect="1"/>
-            </wp:cNvGraphicFramePr>
-            <a:graphic>
-              <a:graphicData uri="http://schemas.openxmlformats.org/drawingml/2006/picture">
-                <pic:pic>
-                  <pic:nvPicPr>
-                    <pic:cNvPr id="0" name="s08_light.png"/>
+                    <pic:cNvPr id="0" name="image.png"/>
                     <pic:cNvPicPr/>
                   </pic:nvPicPr>
                   <pic:blipFill>
@@ -1755,7 +1224,7 @@
           <w:color w:val="8E8E93"/>
           <w:sz w:val="18"/>
         </w:rPr>
-        <w:t>圖 8　淺色主題（左上角一鍵切換，圖表配色同步調整）</w:t>
+        <w:t>圖 3　十字準線：滑鼠移到任一張圖，所有圖同步對照同一 X 位置</w:t>
       </w:r>
     </w:p>
     <w:p>
@@ -1770,7 +1239,7 @@
           <w:color w:val="1F4E79"/>
           <w:sz w:val="24"/>
         </w:rPr>
-        <w:t>5.11 個別圖表管理：刪除與拖曳排序</w:t>
+        <w:t>5.5 斜率計算（迴歸分析）</w:t>
       </w:r>
     </w:p>
     <w:p>
@@ -1785,7 +1254,7 @@
           <w:color w:val="333333"/>
           <w:sz w:val="22"/>
         </w:rPr>
-        <w:t>• 每個個別圖標題列左側有拖曳手柄「⠿」，右側有「⋯」選單可刪除該圖。</w:t>
+        <w:t>• 疊圖：點擊「📈 全部斜率」，對所有欄位在目前縮放範圍內做線性迴歸，顯示斜率與 R²。</w:t>
       </w:r>
     </w:p>
     <w:p>
@@ -1800,27 +1269,13 @@
           <w:color w:val="333333"/>
           <w:sz w:val="22"/>
         </w:rPr>
-        <w:t>• 拖曳排序由 Sortable.js 實現，拖到視窗邊緣會自動加速捲動；放開後自動重排並重算圖表尺寸。</w:t>
+        <w:t>• 個別圖：點擊「📈 斜率」，對該欄位在目前範圍計算線性迴歸，並繪製紅色虛線迴歸線，顯示斜率、截距、R² 與樣本數。</w:t>
       </w:r>
     </w:p>
     <w:p>
       <w:pPr>
-        <w:pStyle w:val="Heading1"/>
-        <w:spacing w:before="280" w:after="120"/>
-      </w:pPr>
-      <w:r>
-        <w:rPr>
-          <w:rFonts w:ascii="微軟正黑體" w:hAnsi="微軟正黑體" w:eastAsia="微軟正黑體"/>
-          <w:b/>
-          <w:color w:val="1F4E79"/>
-          <w:sz w:val="28"/>
-        </w:rPr>
-        <w:t>6. Plotline 讀值功能</w:t>
-      </w:r>
-    </w:p>
-    <w:p>
-      <w:pPr>
-        <w:spacing w:after="120" w:line="300" w:lineRule="auto"/>
+        <w:pStyle w:val="ListParagraph"/>
+        <w:spacing w:after="60" w:line="288" w:lineRule="auto"/>
       </w:pPr>
       <w:r>
         <w:rPr>
@@ -1829,126 +1284,7 @@
           <w:color w:val="333333"/>
           <w:sz w:val="22"/>
         </w:rPr>
-        <w:t>開啟左上角的「📏 Plotline」按鈕（亮藍底表示已開啟）後，在圖表的繪圖區內點擊，可「讀出」該位置的數值，並在圖上留下垂直標記線與編號。</w:t>
-      </w:r>
-    </w:p>
-    <w:p>
-      <w:pPr>
-        <w:pStyle w:val="Heading2"/>
-        <w:spacing w:before="200" w:after="80"/>
-      </w:pPr>
-      <w:r>
-        <w:rPr>
-          <w:rFonts w:ascii="微軟正黑體" w:hAnsi="微軟正黑體" w:eastAsia="微軟正黑體"/>
-          <w:b/>
-          <w:color w:val="1F4E79"/>
-          <w:sz w:val="24"/>
-        </w:rPr>
-        <w:t>6.1 讀值表格（v2.6 更新）</w:t>
-      </w:r>
-    </w:p>
-    <w:p>
-      <w:pPr>
-        <w:spacing w:after="120" w:line="300" w:lineRule="auto"/>
-      </w:pPr>
-      <w:r>
-        <w:rPr>
-          <w:rFonts w:ascii="微軟正黑體" w:hAnsi="微軟正黑體" w:eastAsia="微軟正黑體"/>
-          <w:b w:val="0"/>
-          <w:color w:val="333333"/>
-          <w:sz w:val="22"/>
-        </w:rPr>
-        <w:t>讀值結果以表格呈現：第一欄為序號，第一列為各欄位標籤。一般折線圖依 X 值由大到小排列；IV 曲線依 I (A) 由小到大排列（兩者的序號都保留點擊順序）。</w:t>
-      </w:r>
-    </w:p>
-    <w:p>
-      <w:pPr>
-        <w:spacing w:after="120" w:line="264" w:lineRule="auto"/>
-        <w:ind w:left="432"/>
-      </w:pPr>
-      <w:r>
-        <w:rPr>
-          <w:rFonts w:ascii="Consolas" w:hAnsi="Consolas" w:eastAsia="Consolas"/>
-          <w:b w:val="0"/>
-          <w:color w:val="333333"/>
-          <w:sz w:val="20"/>
-        </w:rPr>
-        <w:t>序號 | Time      | TT6603 T-PV (℃) | TT6604 T-PV (℃)</w:t>
-      </w:r>
-    </w:p>
-    <w:p>
-      <w:pPr>
-        <w:spacing w:after="120" w:line="264" w:lineRule="auto"/>
-        <w:ind w:left="432"/>
-      </w:pPr>
-      <w:r>
-        <w:rPr>
-          <w:rFonts w:ascii="Consolas" w:hAnsi="Consolas" w:eastAsia="Consolas"/>
-          <w:b w:val="0"/>
-          <w:color w:val="333333"/>
-          <w:sz w:val="20"/>
-        </w:rPr>
-        <w:t xml:space="preserve"> 02  | 03:37:00  | 29.8             | 31.4</w:t>
-      </w:r>
-    </w:p>
-    <w:p>
-      <w:pPr>
-        <w:spacing w:after="120" w:line="264" w:lineRule="auto"/>
-        <w:ind w:left="432"/>
-      </w:pPr>
-      <w:r>
-        <w:rPr>
-          <w:rFonts w:ascii="Consolas" w:hAnsi="Consolas" w:eastAsia="Consolas"/>
-          <w:b w:val="0"/>
-          <w:color w:val="333333"/>
-          <w:sz w:val="20"/>
-        </w:rPr>
-        <w:t xml:space="preserve"> 01  | 16:09:40  | 29.7             | 30.8</w:t>
-      </w:r>
-    </w:p>
-    <w:p>
-      <w:pPr>
-        <w:pStyle w:val="ListParagraph"/>
-        <w:spacing w:after="60" w:line="288" w:lineRule="auto"/>
-      </w:pPr>
-      <w:r>
-        <w:rPr>
-          <w:rFonts w:ascii="微軟正黑體" w:hAnsi="微軟正黑體" w:eastAsia="微軟正黑體"/>
-          <w:b w:val="0"/>
-          <w:color w:val="333333"/>
-          <w:sz w:val="22"/>
-        </w:rPr>
-        <w:t>• 欄位標籤依點擊順序自動展開，X 欄（時間或流水號）固定在第一個。</w:t>
-      </w:r>
-    </w:p>
-    <w:p>
-      <w:pPr>
-        <w:pStyle w:val="ListParagraph"/>
-        <w:spacing w:after="60" w:line="288" w:lineRule="auto"/>
-      </w:pPr>
-      <w:r>
-        <w:rPr>
-          <w:rFonts w:ascii="微軟正黑體" w:hAnsi="微軟正黑體" w:eastAsia="微軟正黑體"/>
-          <w:b w:val="0"/>
-          <w:color w:val="333333"/>
-          <w:sz w:val="22"/>
-        </w:rPr>
-        <w:t>• 數字採等寬對齊，方便垂直比較；滑鼠移過整列會 highlight。</w:t>
-      </w:r>
-    </w:p>
-    <w:p>
-      <w:pPr>
-        <w:pStyle w:val="ListParagraph"/>
-        <w:spacing w:after="60" w:line="288" w:lineRule="auto"/>
-      </w:pPr>
-      <w:r>
-        <w:rPr>
-          <w:rFonts w:ascii="微軟正黑體" w:hAnsi="微軟正黑體" w:eastAsia="微軟正黑體"/>
-          <w:b w:val="0"/>
-          <w:color w:val="333333"/>
-          <w:sz w:val="22"/>
-        </w:rPr>
-        <w:t>• 讀值區最多顯示 260px 高，超過可捲動。</w:t>
+        <w:t>• 請先框選縮放選擇要分析的範圍，再點斜率按鈕；未縮放時會提示先縮放。</w:t>
       </w:r>
     </w:p>
     <w:p>
@@ -1960,7 +1296,7 @@
         <w:drawing>
           <wp:inline xmlns:a="http://schemas.openxmlformats.org/drawingml/2006/main" xmlns:pic="http://schemas.openxmlformats.org/drawingml/2006/picture">
             <wp:extent cx="5400000" cy="3881250"/>
-            <wp:docPr id="9" name="Picture 9"/>
+            <wp:docPr id="21" name="Picture 21"/>
             <wp:cNvGraphicFramePr>
               <a:graphicFrameLocks noChangeAspect="1"/>
             </wp:cNvGraphicFramePr>
@@ -1968,11 +1304,11 @@
               <a:graphicData uri="http://schemas.openxmlformats.org/drawingml/2006/picture">
                 <pic:pic>
                   <pic:nvPicPr>
-                    <pic:cNvPr id="0" name="s09_plotline.png"/>
+                    <pic:cNvPr id="0" name="lt04_indiv.png"/>
                     <pic:cNvPicPr/>
                   </pic:nvPicPr>
                   <pic:blipFill>
-                    <a:blip r:embed="rId17"/>
+                    <a:blip r:embed="rId29"/>
                     <a:stretch>
                       <a:fillRect/>
                     </a:stretch>
@@ -2001,7 +1337,7 @@
           <w:color w:val="8E8E93"/>
           <w:sz w:val="18"/>
         </w:rPr>
-        <w:t>圖 9　折線圖 Plotline 讀值表格：序號＋第一列欄位標籤</w:t>
+        <w:t>圖 4　全部斜率：依目前畫面範圍計算線性迴歸並顯示 R²</w:t>
       </w:r>
     </w:p>
     <w:p>
@@ -2016,7 +1352,7 @@
           <w:color w:val="1F4E79"/>
           <w:sz w:val="24"/>
         </w:rPr>
-        <w:t>6.2 IV 曲線的 Plotline（v2.6 新增，v2.7 增強）</w:t>
+        <w:t>5.6 自訂 Y 軸範圍（僅疊圖）</w:t>
       </w:r>
     </w:p>
     <w:p>
@@ -2030,7 +1366,499 @@
           <w:color w:val="333333"/>
           <w:sz w:val="22"/>
         </w:rPr>
-        <w:t>IV 曲線同樣支援 Plotline，點擊一次可同時讀出電流、各條曲線的電壓，以及功率。</w:t>
+        <w:t>點擊「✏️ 自訂Y軸範圍」，可為每個欄位個別設定 Y 軸最小／最大值，點「套用」生效；清除數值可還原自動範圍。多列勾選時會連動輸入。</w:t>
+      </w:r>
+    </w:p>
+    <w:p>
+      <w:pPr>
+        <w:spacing w:before="160" w:after="40"/>
+        <w:jc w:val="center"/>
+      </w:pPr>
+      <w:r>
+        <w:drawing>
+          <wp:inline xmlns:a="http://schemas.openxmlformats.org/drawingml/2006/main" xmlns:pic="http://schemas.openxmlformats.org/drawingml/2006/picture">
+            <wp:extent cx="5400000" cy="3375000"/>
+            <wp:docPr id="20" name="Picture 20"/>
+            <wp:cNvGraphicFramePr>
+              <a:graphicFrameLocks noChangeAspect="1"/>
+            </wp:cNvGraphicFramePr>
+            <a:graphic>
+              <a:graphicData uri="http://schemas.openxmlformats.org/drawingml/2006/picture">
+                <pic:pic>
+                  <pic:nvPicPr>
+                    <pic:cNvPr id="0" name="lt05_axisrange.png"/>
+                    <pic:cNvPicPr/>
+                  </pic:nvPicPr>
+                  <pic:blipFill>
+                    <a:blip r:embed="rId28"/>
+                    <a:stretch>
+                      <a:fillRect/>
+                    </a:stretch>
+                  </pic:blipFill>
+                  <pic:spPr>
+                    <a:xfrm>
+                      <a:off x="0" y="0"/>
+                      <a:ext cx="5400000" cy="3375000"/>
+                    </a:xfrm>
+                    <a:prstGeom prst="rect"/>
+                  </pic:spPr>
+                </pic:pic>
+              </a:graphicData>
+            </a:graphic>
+          </wp:inline>
+        </w:drawing>
+      </w:r>
+    </w:p>
+    <w:p>
+      <w:pPr>
+        <w:spacing w:after="200"/>
+        <w:jc w:val="center"/>
+      </w:pPr>
+      <w:r>
+        <w:rPr>
+          <w:color w:val="8E8E93"/>
+          <w:sz w:val="18"/>
+        </w:rPr>
+        <w:t>圖 5　自訂 Y 軸範圍：為每個欄位個別設定上下限</w:t>
+      </w:r>
+    </w:p>
+    <w:p>
+      <w:pPr>
+        <w:pStyle w:val="Heading2"/>
+        <w:spacing w:before="200" w:after="80"/>
+      </w:pPr>
+      <w:r>
+        <w:rPr>
+          <w:rFonts w:ascii="微軟正黑體" w:hAnsi="微軟正黑體" w:eastAsia="微軟正黑體"/>
+          <w:b/>
+          <w:color w:val="1F4E79"/>
+          <w:sz w:val="24"/>
+        </w:rPr>
+        <w:t>5.7 上下限警示</w:t>
+      </w:r>
+    </w:p>
+    <w:p>
+      <w:pPr>
+        <w:pStyle w:val="ListParagraph"/>
+        <w:spacing w:after="60" w:line="288" w:lineRule="auto"/>
+      </w:pPr>
+      <w:r>
+        <w:rPr>
+          <w:rFonts w:ascii="微軟正黑體" w:hAnsi="微軟正黑體" w:eastAsia="微軟正黑體"/>
+          <w:b w:val="0"/>
+          <w:color w:val="333333"/>
+          <w:sz w:val="22"/>
+        </w:rPr>
+        <w:t>• 疊圖：點擊「🔴 上下限警示」，為每個欄位設定下限／上限，超出範圍的線段以紅色顯示並加粗。</w:t>
+      </w:r>
+    </w:p>
+    <w:p>
+      <w:pPr>
+        <w:pStyle w:val="ListParagraph"/>
+        <w:spacing w:after="60" w:line="288" w:lineRule="auto"/>
+      </w:pPr>
+      <w:r>
+        <w:rPr>
+          <w:rFonts w:ascii="微軟正黑體" w:hAnsi="微軟正黑體" w:eastAsia="微軟正黑體"/>
+          <w:b w:val="0"/>
+          <w:color w:val="333333"/>
+          <w:sz w:val="22"/>
+        </w:rPr>
+        <w:t>• 個別圖：每張圖下方有「下限／上限」輸入框與「套用／歸零」按鈕。</w:t>
+      </w:r>
+    </w:p>
+    <w:p>
+      <w:pPr>
+        <w:spacing w:before="160" w:after="40"/>
+        <w:jc w:val="center"/>
+      </w:pPr>
+      <w:r>
+        <w:drawing>
+          <wp:inline xmlns:a="http://schemas.openxmlformats.org/drawingml/2006/main" xmlns:pic="http://schemas.openxmlformats.org/drawingml/2006/picture">
+            <wp:extent cx="5400000" cy="3543750"/>
+            <wp:docPr id="19" name="Picture 19"/>
+            <wp:cNvGraphicFramePr>
+              <a:graphicFrameLocks noChangeAspect="1"/>
+            </wp:cNvGraphicFramePr>
+            <a:graphic>
+              <a:graphicData uri="http://schemas.openxmlformats.org/drawingml/2006/picture">
+                <pic:pic>
+                  <pic:nvPicPr>
+                    <pic:cNvPr id="0" name="lt06_slope.png"/>
+                    <pic:cNvPicPr/>
+                  </pic:nvPicPr>
+                  <pic:blipFill>
+                    <a:blip r:embed="rId27"/>
+                    <a:stretch>
+                      <a:fillRect/>
+                    </a:stretch>
+                  </pic:blipFill>
+                  <pic:spPr>
+                    <a:xfrm>
+                      <a:off x="0" y="0"/>
+                      <a:ext cx="5400000" cy="3543750"/>
+                    </a:xfrm>
+                    <a:prstGeom prst="rect"/>
+                  </pic:spPr>
+                </pic:pic>
+              </a:graphicData>
+            </a:graphic>
+          </wp:inline>
+        </w:drawing>
+      </w:r>
+    </w:p>
+    <w:p>
+      <w:pPr>
+        <w:spacing w:after="200"/>
+        <w:jc w:val="center"/>
+      </w:pPr>
+      <w:r>
+        <w:rPr>
+          <w:color w:val="8E8E93"/>
+          <w:sz w:val="18"/>
+        </w:rPr>
+        <w:t>圖 6　上下限警示：超出設定值的線段轉為紅色</w:t>
+      </w:r>
+    </w:p>
+    <w:p>
+      <w:pPr>
+        <w:pStyle w:val="Heading2"/>
+        <w:spacing w:before="200" w:after="80"/>
+      </w:pPr>
+      <w:r>
+        <w:rPr>
+          <w:rFonts w:ascii="微軟正黑體" w:hAnsi="微軟正黑體" w:eastAsia="微軟正黑體"/>
+          <w:b/>
+          <w:color w:val="1F4E79"/>
+          <w:sz w:val="24"/>
+        </w:rPr>
+        <w:t>5.8 壓差曲線（僅疊圖）</w:t>
+      </w:r>
+    </w:p>
+    <w:p>
+      <w:pPr>
+        <w:spacing w:after="120" w:line="300" w:lineRule="auto"/>
+      </w:pPr>
+      <w:r>
+        <w:rPr>
+          <w:rFonts w:ascii="微軟正黑體" w:hAnsi="微軟正黑體" w:eastAsia="微軟正黑體"/>
+          <w:b w:val="0"/>
+          <w:color w:val="333333"/>
+          <w:sz w:val="22"/>
+        </w:rPr>
+        <w:t>點擊「📊 壓差曲線」，從兩個下拉選單選取欄位 A、B，點「確認新增」後在疊圖上新增一條虛線的「|A − B|」壓差曲線，並附獨立 Y 軸。可重複新增多條。</w:t>
+      </w:r>
+    </w:p>
+    <w:p>
+      <w:pPr>
+        <w:spacing w:before="160" w:after="40"/>
+        <w:jc w:val="center"/>
+      </w:pPr>
+      <w:r>
+        <w:drawing>
+          <wp:inline xmlns:a="http://schemas.openxmlformats.org/drawingml/2006/main" xmlns:pic="http://schemas.openxmlformats.org/drawingml/2006/picture">
+            <wp:extent cx="5400000" cy="3543750"/>
+            <wp:docPr id="18" name="Picture 18"/>
+            <wp:cNvGraphicFramePr>
+              <a:graphicFrameLocks noChangeAspect="1"/>
+            </wp:cNvGraphicFramePr>
+            <a:graphic>
+              <a:graphicData uri="http://schemas.openxmlformats.org/drawingml/2006/picture">
+                <pic:pic>
+                  <pic:nvPicPr>
+                    <pic:cNvPr id="0" name="lt07_yrange.png"/>
+                    <pic:cNvPicPr/>
+                  </pic:nvPicPr>
+                  <pic:blipFill>
+                    <a:blip r:embed="rId26"/>
+                    <a:stretch>
+                      <a:fillRect/>
+                    </a:stretch>
+                  </pic:blipFill>
+                  <pic:spPr>
+                    <a:xfrm>
+                      <a:off x="0" y="0"/>
+                      <a:ext cx="5400000" cy="3543750"/>
+                    </a:xfrm>
+                    <a:prstGeom prst="rect"/>
+                  </pic:spPr>
+                </pic:pic>
+              </a:graphicData>
+            </a:graphic>
+          </wp:inline>
+        </w:drawing>
+      </w:r>
+    </w:p>
+    <w:p>
+      <w:pPr>
+        <w:spacing w:after="200"/>
+        <w:jc w:val="center"/>
+      </w:pPr>
+      <w:r>
+        <w:rPr>
+          <w:color w:val="8E8E93"/>
+          <w:sz w:val="18"/>
+        </w:rPr>
+        <w:t>圖 7　壓差曲線：兩個欄位相減後新增一條差值曲線</w:t>
+      </w:r>
+    </w:p>
+    <w:p>
+      <w:pPr>
+        <w:pStyle w:val="Heading2"/>
+        <w:spacing w:before="200" w:after="80"/>
+      </w:pPr>
+      <w:r>
+        <w:rPr>
+          <w:rFonts w:ascii="微軟正黑體" w:hAnsi="微軟正黑體" w:eastAsia="微軟正黑體"/>
+          <w:b/>
+          <w:color w:val="1F4E79"/>
+          <w:sz w:val="24"/>
+        </w:rPr>
+        <w:t>5.9 X／Y 軸雙擊手動範圍</w:t>
+      </w:r>
+    </w:p>
+    <w:p>
+      <w:pPr>
+        <w:pStyle w:val="ListParagraph"/>
+        <w:spacing w:after="60" w:line="288" w:lineRule="auto"/>
+      </w:pPr>
+      <w:r>
+        <w:rPr>
+          <w:rFonts w:ascii="微軟正黑體" w:hAnsi="微軟正黑體" w:eastAsia="微軟正黑體"/>
+          <w:b w:val="0"/>
+          <w:color w:val="333333"/>
+          <w:sz w:val="22"/>
+        </w:rPr>
+        <w:t>• X 軸：在圖表下方的 X 軸刻度帶上快速點兩下，可輸入起始與結束值（時間型輸入 HH:mm:ss，流水號型直接輸入數值），亦可設定刻度間隔。設定後所有圖表的 X 軸一起套用。</w:t>
+      </w:r>
+    </w:p>
+    <w:p>
+      <w:pPr>
+        <w:pStyle w:val="ListParagraph"/>
+        <w:spacing w:after="60" w:line="288" w:lineRule="auto"/>
+      </w:pPr>
+      <w:r>
+        <w:rPr>
+          <w:rFonts w:ascii="微軟正黑體" w:hAnsi="微軟正黑體" w:eastAsia="微軟正黑體"/>
+          <w:b w:val="0"/>
+          <w:color w:val="333333"/>
+          <w:sz w:val="22"/>
+        </w:rPr>
+        <w:t>• Y 軸：在任一條 Y 軸上快速點兩下，可單獨設定該軸的最小值／最大值與刻度間隔；疊圖的每一條 Y 軸都能分別設定。</w:t>
+      </w:r>
+    </w:p>
+    <w:p>
+      <w:pPr>
+        <w:pStyle w:val="ListParagraph"/>
+        <w:spacing w:after="60" w:line="288" w:lineRule="auto"/>
+      </w:pPr>
+      <w:r>
+        <w:rPr>
+          <w:rFonts w:ascii="微軟正黑體" w:hAnsi="微軟正黑體" w:eastAsia="微軟正黑體"/>
+          <w:b w:val="0"/>
+          <w:color w:val="333333"/>
+          <w:sz w:val="22"/>
+        </w:rPr>
+        <w:t>• 輸入視窗按 Enter 套用、Esc 或點視窗外取消；格式錯誤或起始大於結束會提示。</w:t>
+      </w:r>
+    </w:p>
+    <w:p>
+      <w:pPr>
+        <w:pStyle w:val="Heading2"/>
+        <w:spacing w:before="200" w:after="80"/>
+      </w:pPr>
+      <w:r>
+        <w:rPr>
+          <w:rFonts w:ascii="微軟正黑體" w:hAnsi="微軟正黑體" w:eastAsia="微軟正黑體"/>
+          <w:b/>
+          <w:color w:val="1F4E79"/>
+          <w:sz w:val="24"/>
+        </w:rPr>
+        <w:t>5.10 深／淺色主題切換</w:t>
+      </w:r>
+    </w:p>
+    <w:p>
+      <w:pPr>
+        <w:spacing w:after="120" w:line="300" w:lineRule="auto"/>
+      </w:pPr>
+      <w:r>
+        <w:rPr>
+          <w:rFonts w:ascii="微軟正黑體" w:hAnsi="微軟正黑體" w:eastAsia="微軟正黑體"/>
+          <w:b w:val="0"/>
+          <w:color w:val="333333"/>
+          <w:sz w:val="22"/>
+        </w:rPr>
+        <w:t>畫面左上角「☀️ 淺色版面」按鈕，點一下整個介面即在深色／淺色之間切換（按鈕文字隨之變為「🌙 深色版面」）。</w:t>
+      </w:r>
+    </w:p>
+    <w:p>
+      <w:pPr>
+        <w:spacing w:after="80" w:line="300" w:lineRule="auto"/>
+      </w:pPr>
+      <w:r>
+        <w:rPr>
+          <w:rFonts w:ascii="微軟正黑體" w:hAnsi="微軟正黑體" w:eastAsia="微軟正黑體"/>
+          <w:b w:val="0"/>
+          <w:color w:val="333333"/>
+          <w:sz w:val="22"/>
+        </w:rPr>
+        <w:t>圖表格線、座標刻度、圖例文字顏色會同步換成適合目前主題的配色；各欄位專屬的彩色 Y 軸不受影響。hover 十字準線、Plotline 標記線也會自動改用在淺色底上看得清楚的顏色。</w:t>
+      </w:r>
+    </w:p>
+    <w:p>
+      <w:pPr>
+        <w:spacing w:before="160" w:after="40"/>
+        <w:jc w:val="center"/>
+      </w:pPr>
+      <w:r>
+        <w:drawing>
+          <wp:inline xmlns:a="http://schemas.openxmlformats.org/drawingml/2006/main" xmlns:pic="http://schemas.openxmlformats.org/drawingml/2006/picture">
+            <wp:extent cx="5400000" cy="3543750"/>
+            <wp:docPr id="17" name="Picture 17"/>
+            <wp:cNvGraphicFramePr>
+              <a:graphicFrameLocks noChangeAspect="1"/>
+            </wp:cNvGraphicFramePr>
+            <a:graphic>
+              <a:graphicData uri="http://schemas.openxmlformats.org/drawingml/2006/picture">
+                <pic:pic>
+                  <pic:nvPicPr>
+                    <pic:cNvPr id="0" name="lt08_diff.png"/>
+                    <pic:cNvPicPr/>
+                  </pic:nvPicPr>
+                  <pic:blipFill>
+                    <a:blip r:embed="rId25"/>
+                    <a:stretch>
+                      <a:fillRect/>
+                    </a:stretch>
+                  </pic:blipFill>
+                  <pic:spPr>
+                    <a:xfrm>
+                      <a:off x="0" y="0"/>
+                      <a:ext cx="5400000" cy="3543750"/>
+                    </a:xfrm>
+                    <a:prstGeom prst="rect"/>
+                  </pic:spPr>
+                </pic:pic>
+              </a:graphicData>
+            </a:graphic>
+          </wp:inline>
+        </w:drawing>
+      </w:r>
+    </w:p>
+    <w:p>
+      <w:pPr>
+        <w:spacing w:after="200"/>
+        <w:jc w:val="center"/>
+      </w:pPr>
+      <w:r>
+        <w:rPr>
+          <w:color w:val="8E8E93"/>
+          <w:sz w:val="18"/>
+        </w:rPr>
+        <w:t>圖 8　深色版面（左上角可一鍵切換回深色）。</w:t>
+      </w:r>
+    </w:p>
+    <w:p>
+      <w:pPr>
+        <w:pStyle w:val="Heading2"/>
+        <w:spacing w:before="200" w:after="80"/>
+      </w:pPr>
+      <w:r>
+        <w:rPr>
+          <w:rFonts w:ascii="微軟正黑體" w:hAnsi="微軟正黑體" w:eastAsia="微軟正黑體"/>
+          <w:b/>
+          <w:color w:val="1F4E79"/>
+          <w:sz w:val="24"/>
+        </w:rPr>
+        <w:t>5.11 個別圖表管理：刪除與拖曳排序</w:t>
+      </w:r>
+    </w:p>
+    <w:p>
+      <w:pPr>
+        <w:pStyle w:val="ListParagraph"/>
+        <w:spacing w:after="60" w:line="288" w:lineRule="auto"/>
+      </w:pPr>
+      <w:r>
+        <w:rPr>
+          <w:rFonts w:ascii="微軟正黑體" w:hAnsi="微軟正黑體" w:eastAsia="微軟正黑體"/>
+          <w:b w:val="0"/>
+          <w:color w:val="333333"/>
+          <w:sz w:val="22"/>
+        </w:rPr>
+        <w:t>• 每個個別圖標題列左側有拖曳手柄「⠿」，右側有「⋯」選單可刪除該圖。</w:t>
+      </w:r>
+    </w:p>
+    <w:p>
+      <w:pPr>
+        <w:pStyle w:val="ListParagraph"/>
+        <w:spacing w:after="60" w:line="288" w:lineRule="auto"/>
+      </w:pPr>
+      <w:r>
+        <w:rPr>
+          <w:rFonts w:ascii="微軟正黑體" w:hAnsi="微軟正黑體" w:eastAsia="微軟正黑體"/>
+          <w:b w:val="0"/>
+          <w:color w:val="333333"/>
+          <w:sz w:val="22"/>
+        </w:rPr>
+        <w:t>• 拖曳排序由 Sortable.js 實現，拖到視窗邊緣會自動加速捲動；放開後自動重排並重算圖表尺寸。</w:t>
+      </w:r>
+    </w:p>
+    <w:p>
+      <w:pPr>
+        <w:pStyle w:val="Heading1"/>
+        <w:spacing w:before="280" w:after="120"/>
+      </w:pPr>
+      <w:r>
+        <w:rPr>
+          <w:rFonts w:ascii="微軟正黑體" w:hAnsi="微軟正黑體" w:eastAsia="微軟正黑體"/>
+          <w:b/>
+          <w:color w:val="1F4E79"/>
+          <w:sz w:val="28"/>
+        </w:rPr>
+        <w:t>6. Plotline 讀值功能</w:t>
+      </w:r>
+    </w:p>
+    <w:p>
+      <w:pPr>
+        <w:spacing w:after="120" w:line="300" w:lineRule="auto"/>
+      </w:pPr>
+      <w:r>
+        <w:rPr>
+          <w:rFonts w:ascii="微軟正黑體" w:hAnsi="微軟正黑體" w:eastAsia="微軟正黑體"/>
+          <w:b w:val="0"/>
+          <w:color w:val="333333"/>
+          <w:sz w:val="22"/>
+        </w:rPr>
+        <w:t>開啟左上角的「📏 Plotline」按鈕（亮藍底表示已開啟）後，在圖表的繪圖區內點擊，可「讀出」該位置的數值，並在圖上留下垂直標記線與編號。</w:t>
+      </w:r>
+    </w:p>
+    <w:p>
+      <w:pPr>
+        <w:pStyle w:val="Heading2"/>
+        <w:spacing w:before="200" w:after="80"/>
+      </w:pPr>
+      <w:r>
+        <w:rPr>
+          <w:rFonts w:ascii="微軟正黑體" w:hAnsi="微軟正黑體" w:eastAsia="微軟正黑體"/>
+          <w:b/>
+          <w:color w:val="1F4E79"/>
+          <w:sz w:val="24"/>
+        </w:rPr>
+        <w:t>6.1 讀值表格（v2.6 更新）</w:t>
+      </w:r>
+    </w:p>
+    <w:p>
+      <w:pPr>
+        <w:spacing w:after="120" w:line="300" w:lineRule="auto"/>
+      </w:pPr>
+      <w:r>
+        <w:rPr>
+          <w:rFonts w:ascii="微軟正黑體" w:hAnsi="微軟正黑體" w:eastAsia="微軟正黑體"/>
+          <w:b w:val="0"/>
+          <w:color w:val="333333"/>
+          <w:sz w:val="22"/>
+        </w:rPr>
+        <w:t>讀值結果以表格呈現：第一欄為序號，第一列為各欄位標籤。一般折線圖依 X 值由大到小排列；IV 曲線依 I (A) 由小到大排列（兩者的序號都保留點擊順序）。</w:t>
       </w:r>
     </w:p>
     <w:p>
@@ -2045,7 +1873,7 @@
           <w:color w:val="333333"/>
           <w:sz w:val="20"/>
         </w:rPr>
-        <w:t>序號 | I (A)   | 55度IV | 55度IV_850g | 前-後(V) | 前-後(mV) | P (W)</w:t>
+        <w:t>序號 | Time      | TT6603 T-PV (℃) | TT6604 T-PV (℃)</w:t>
       </w:r>
     </w:p>
     <w:p>
@@ -2060,7 +1888,7 @@
           <w:color w:val="333333"/>
           <w:sz w:val="20"/>
         </w:rPr>
-        <w:t xml:space="preserve"> 02  | 14.9895 | 0.7153 | 0.7170      | -0.002   | -2        | 10.721</w:t>
+        <w:t xml:space="preserve"> 02  | 03:37:00  | 29.8             | 31.4</w:t>
       </w:r>
     </w:p>
     <w:p>
@@ -2075,31 +1903,7 @@
           <w:color w:val="333333"/>
           <w:sz w:val="20"/>
         </w:rPr>
-        <w:t xml:space="preserve"> 01  | 42.4677 | 0.6405 | 0.6327      | 0.008    | 8         | 27.201</w:t>
-      </w:r>
-    </w:p>
-    <w:p>
-      <w:pPr>
-        <w:pStyle w:val="ListParagraph"/>
-      </w:pPr>
-      <w:r>
-        <w:t>• 前-後(V)／前-後(mV)：「第一條可見曲線電壓 − 第二條可見曲線電壓」，說明兩組條件的性能差距。至少要有兩條可見 IV 曲線才會出現這兩欄；隱藏任一路徑曲線時差異欄一併移除。前-後(mV) = 前-後(V) × 1000。</w:t>
-      </w:r>
-    </w:p>
-    <w:p>
-      <w:pPr>
-        <w:pStyle w:val="ListParagraph"/>
-      </w:pPr>
-      <w:r>
-        <w:t>• 欄位標題的顏色與圖上對應線段相同（例：藍色曲線→藍色標題），便於辨識哪一欄屬於哪一條曲線；非曲線欄（序號、I (A)、前-後、P (W)）維持預設色。</w:t>
-      </w:r>
-    </w:p>
-    <w:p>
-      <w:pPr>
-        <w:pStyle w:val="ListParagraph"/>
-      </w:pPr>
-      <w:r>
-        <w:t>• IV 讀值依 I (A) 由小到大排列，方便直接比較電流低端到高端的變化；一般折線圖仍是由大到小。</w:t>
+        <w:t xml:space="preserve"> 01  | 16:09:40  | 29.7             | 30.8</w:t>
       </w:r>
     </w:p>
     <w:p>
@@ -2114,7 +1918,7 @@
           <w:color w:val="333333"/>
           <w:sz w:val="22"/>
         </w:rPr>
-        <w:t>• IV 曲線有自己的讀值框與獨立編號（ivPlotline01…），不與一般折線圖的紀錄混在一起。</w:t>
+        <w:t>• 欄位標籤依點擊順序自動展開，X 欄（時間或流水號）固定在第一個。</w:t>
       </w:r>
     </w:p>
     <w:p>
@@ -2129,7 +1933,7 @@
           <w:color w:val="333333"/>
           <w:sz w:val="22"/>
         </w:rPr>
-        <w:t>• 點擊圖例隱藏的曲線不會列入讀值；隱藏後表格會即時移除該欄，重新顯示即恢復。</w:t>
+        <w:t>• 數字採等寬對齊，方便垂直比較；滑鼠移過整列會 highlight。</w:t>
       </w:r>
     </w:p>
     <w:p>
@@ -2144,7 +1948,7 @@
           <w:color w:val="333333"/>
           <w:sz w:val="22"/>
         </w:rPr>
-        <w:t>• 功率欄位不存在於檔案時，以 P = I × V 計算。</w:t>
+        <w:t>• 讀值區最多顯示 260px 高，超過可捲動。</w:t>
       </w:r>
     </w:p>
     <w:p>
@@ -2156,7 +1960,7 @@
         <w:drawing>
           <wp:inline xmlns:a="http://schemas.openxmlformats.org/drawingml/2006/main" xmlns:pic="http://schemas.openxmlformats.org/drawingml/2006/picture">
             <wp:extent cx="5400000" cy="3881250"/>
-            <wp:docPr id="10" name="Picture 10"/>
+            <wp:docPr id="16" name="Picture 16"/>
             <wp:cNvGraphicFramePr>
               <a:graphicFrameLocks noChangeAspect="1"/>
             </wp:cNvGraphicFramePr>
@@ -2164,11 +1968,11 @@
               <a:graphicData uri="http://schemas.openxmlformats.org/drawingml/2006/picture">
                 <pic:pic>
                   <pic:nvPicPr>
-                    <pic:cNvPr id="0" name="s11_ivplotline.png"/>
+                    <pic:cNvPr id="0" name="lt09_plotline.png"/>
                     <pic:cNvPicPr/>
                   </pic:nvPicPr>
                   <pic:blipFill>
-                    <a:blip r:embed="rId18"/>
+                    <a:blip r:embed="rId24"/>
                     <a:stretch>
                       <a:fillRect/>
                     </a:stretch>
@@ -2197,6 +2001,202 @@
           <w:color w:val="8E8E93"/>
           <w:sz w:val="18"/>
         </w:rPr>
+        <w:t>圖 9　折線圖 Plotline 讀值表格：序號＋第一列欄位標籤</w:t>
+      </w:r>
+    </w:p>
+    <w:p>
+      <w:pPr>
+        <w:pStyle w:val="Heading2"/>
+        <w:spacing w:before="200" w:after="80"/>
+      </w:pPr>
+      <w:r>
+        <w:rPr>
+          <w:rFonts w:ascii="微軟正黑體" w:hAnsi="微軟正黑體" w:eastAsia="微軟正黑體"/>
+          <w:b/>
+          <w:color w:val="1F4E79"/>
+          <w:sz w:val="24"/>
+        </w:rPr>
+        <w:t>6.2 IV 曲線的 Plotline（v2.6 新增，v2.7 增強）</w:t>
+      </w:r>
+    </w:p>
+    <w:p>
+      <w:pPr>
+        <w:spacing w:after="120" w:line="300" w:lineRule="auto"/>
+      </w:pPr>
+      <w:r>
+        <w:rPr>
+          <w:rFonts w:ascii="微軟正黑體" w:hAnsi="微軟正黑體" w:eastAsia="微軟正黑體"/>
+          <w:b w:val="0"/>
+          <w:color w:val="333333"/>
+          <w:sz w:val="22"/>
+        </w:rPr>
+        <w:t>IV 曲線同樣支援 Plotline，點擊一次可同時讀出電流、各條曲線的電壓，以及功率。</w:t>
+      </w:r>
+    </w:p>
+    <w:p>
+      <w:pPr>
+        <w:spacing w:after="120" w:line="264" w:lineRule="auto"/>
+        <w:ind w:left="432"/>
+      </w:pPr>
+      <w:r>
+        <w:rPr>
+          <w:rFonts w:ascii="Consolas" w:hAnsi="Consolas" w:eastAsia="Consolas"/>
+          <w:b w:val="0"/>
+          <w:color w:val="333333"/>
+          <w:sz w:val="20"/>
+        </w:rPr>
+        <w:t>序號 | I (A)   | 55度IV | 55度IV_850g | 前-後(V) | 前-後(mV) | P (W)</w:t>
+      </w:r>
+    </w:p>
+    <w:p>
+      <w:pPr>
+        <w:spacing w:after="120" w:line="264" w:lineRule="auto"/>
+        <w:ind w:left="432"/>
+      </w:pPr>
+      <w:r>
+        <w:rPr>
+          <w:rFonts w:ascii="Consolas" w:hAnsi="Consolas" w:eastAsia="Consolas"/>
+          <w:b w:val="0"/>
+          <w:color w:val="333333"/>
+          <w:sz w:val="20"/>
+        </w:rPr>
+        <w:t xml:space="preserve"> 02  | 14.9895 | 0.7153 | 0.7170      | -0.002   | -2        | 10.721</w:t>
+      </w:r>
+    </w:p>
+    <w:p>
+      <w:pPr>
+        <w:spacing w:after="120" w:line="264" w:lineRule="auto"/>
+        <w:ind w:left="432"/>
+      </w:pPr>
+      <w:r>
+        <w:rPr>
+          <w:rFonts w:ascii="Consolas" w:hAnsi="Consolas" w:eastAsia="Consolas"/>
+          <w:b w:val="0"/>
+          <w:color w:val="333333"/>
+          <w:sz w:val="20"/>
+        </w:rPr>
+        <w:t xml:space="preserve"> 01  | 42.4677 | 0.6405 | 0.6327      | 0.008    | 8         | 27.201</w:t>
+      </w:r>
+    </w:p>
+    <w:p>
+      <w:pPr>
+        <w:pStyle w:val="ListParagraph"/>
+      </w:pPr>
+      <w:r>
+        <w:t>• 前-後(V)／前-後(mV)：「第一條可見曲線電壓 − 第二條可見曲線電壓」，說明兩組條件的性能差距。至少要有兩條可見 IV 曲線才會出現這兩欄；隱藏任一路徑曲線時差異欄一併移除。前-後(mV) = 前-後(V) × 1000。</w:t>
+      </w:r>
+    </w:p>
+    <w:p>
+      <w:pPr>
+        <w:pStyle w:val="ListParagraph"/>
+      </w:pPr>
+      <w:r>
+        <w:t>• 欄位標題的顏色與圖上對應線段相同（例：藍色曲線→藍色標題），便於辨識哪一欄屬於哪一條曲線；非曲線欄（序號、I (A)、前-後、P (W)）維持預設色。</w:t>
+      </w:r>
+    </w:p>
+    <w:p>
+      <w:pPr>
+        <w:pStyle w:val="ListParagraph"/>
+      </w:pPr>
+      <w:r>
+        <w:t>• IV 讀值依 I (A) 由小到大排列，方便直接比較電流低端到高端的變化；一般折線圖仍是由大到小。</w:t>
+      </w:r>
+    </w:p>
+    <w:p>
+      <w:pPr>
+        <w:pStyle w:val="ListParagraph"/>
+        <w:spacing w:after="60" w:line="288" w:lineRule="auto"/>
+      </w:pPr>
+      <w:r>
+        <w:rPr>
+          <w:rFonts w:ascii="微軟正黑體" w:hAnsi="微軟正黑體" w:eastAsia="微軟正黑體"/>
+          <w:b w:val="0"/>
+          <w:color w:val="333333"/>
+          <w:sz w:val="22"/>
+        </w:rPr>
+        <w:t>• IV 曲線有自己的讀值框與獨立編號（ivPlotline01…），不與一般折線圖的紀錄混在一起。</w:t>
+      </w:r>
+    </w:p>
+    <w:p>
+      <w:pPr>
+        <w:pStyle w:val="ListParagraph"/>
+        <w:spacing w:after="60" w:line="288" w:lineRule="auto"/>
+      </w:pPr>
+      <w:r>
+        <w:rPr>
+          <w:rFonts w:ascii="微軟正黑體" w:hAnsi="微軟正黑體" w:eastAsia="微軟正黑體"/>
+          <w:b w:val="0"/>
+          <w:color w:val="333333"/>
+          <w:sz w:val="22"/>
+        </w:rPr>
+        <w:t>• 點擊圖例隱藏的曲線不會列入讀值；隱藏後表格會即時移除該欄，重新顯示即恢復。</w:t>
+      </w:r>
+    </w:p>
+    <w:p>
+      <w:pPr>
+        <w:pStyle w:val="ListParagraph"/>
+        <w:spacing w:after="60" w:line="288" w:lineRule="auto"/>
+      </w:pPr>
+      <w:r>
+        <w:rPr>
+          <w:rFonts w:ascii="微軟正黑體" w:hAnsi="微軟正黑體" w:eastAsia="微軟正黑體"/>
+          <w:b w:val="0"/>
+          <w:color w:val="333333"/>
+          <w:sz w:val="22"/>
+        </w:rPr>
+        <w:t>• 功率欄位不存在於檔案時，以 P = I × V 計算。</w:t>
+      </w:r>
+    </w:p>
+    <w:p>
+      <w:pPr>
+        <w:spacing w:before="160" w:after="40"/>
+        <w:jc w:val="center"/>
+      </w:pPr>
+      <w:r>
+        <w:drawing>
+          <wp:inline xmlns:a="http://schemas.openxmlformats.org/drawingml/2006/main" xmlns:pic="http://schemas.openxmlformats.org/drawingml/2006/picture">
+            <wp:extent cx="5400000" cy="3712500"/>
+            <wp:docPr id="15" name="Picture 15"/>
+            <wp:cNvGraphicFramePr>
+              <a:graphicFrameLocks noChangeAspect="1"/>
+            </wp:cNvGraphicFramePr>
+            <a:graphic>
+              <a:graphicData uri="http://schemas.openxmlformats.org/drawingml/2006/picture">
+                <pic:pic>
+                  <pic:nvPicPr>
+                    <pic:cNvPr id="0" name="lt10_multicols.png"/>
+                    <pic:cNvPicPr/>
+                  </pic:nvPicPr>
+                  <pic:blipFill>
+                    <a:blip r:embed="rId23"/>
+                    <a:stretch>
+                      <a:fillRect/>
+                    </a:stretch>
+                  </pic:blipFill>
+                  <pic:spPr>
+                    <a:xfrm>
+                      <a:off x="0" y="0"/>
+                      <a:ext cx="5400000" cy="3712500"/>
+                    </a:xfrm>
+                    <a:prstGeom prst="rect"/>
+                  </pic:spPr>
+                </pic:pic>
+              </a:graphicData>
+            </a:graphic>
+          </wp:inline>
+        </w:drawing>
+      </w:r>
+    </w:p>
+    <w:p>
+      <w:pPr>
+        <w:spacing w:after="200"/>
+        <w:jc w:val="center"/>
+      </w:pPr>
+      <w:r>
+        <w:rPr>
+          <w:color w:val="8E8E93"/>
+          <w:sz w:val="18"/>
+        </w:rPr>
         <w:t>圖 10　IV Plotline：依電流由小到大排序；「前-後(V)／前-後(mV)」為兩條曲線的電壓差；欄位標題顏色對應圖上曲線（v2.7）</w:t>
       </w:r>
     </w:p>
@@ -2432,7 +2432,7 @@
         <w:drawing>
           <wp:inline xmlns:a="http://schemas.openxmlformats.org/drawingml/2006/main" xmlns:pic="http://schemas.openxmlformats.org/drawingml/2006/picture">
             <wp:extent cx="5400000" cy="3881250"/>
-            <wp:docPr id="11" name="Picture 11"/>
+            <wp:docPr id="14" name="Picture 14"/>
             <wp:cNvGraphicFramePr>
               <a:graphicFrameLocks noChangeAspect="1"/>
             </wp:cNvGraphicFramePr>
@@ -2440,11 +2440,11 @@
               <a:graphicData uri="http://schemas.openxmlformats.org/drawingml/2006/picture">
                 <pic:pic>
                   <pic:nvPicPr>
-                    <pic:cNvPr id="0" name="s10_iv.png"/>
+                    <pic:cNvPr id="0" name="lt11_multichart.png"/>
                     <pic:cNvPicPr/>
                   </pic:nvPicPr>
                   <pic:blipFill>
-                    <a:blip r:embed="rId19"/>
+                    <a:blip r:embed="rId22"/>
                     <a:stretch>
                       <a:fillRect/>
                     </a:stretch>
@@ -3436,8 +3436,8 @@
       <w:r>
         <w:drawing>
           <wp:inline xmlns:a="http://schemas.openxmlformats.org/drawingml/2006/main" xmlns:pic="http://schemas.openxmlformats.org/drawingml/2006/picture">
-            <wp:extent cx="5400000" cy="1656000"/>
-            <wp:docPr id="12" name="Picture 12"/>
+            <wp:extent cx="5400000" cy="3881250"/>
+            <wp:docPr id="13" name="Picture 13"/>
             <wp:cNvGraphicFramePr>
               <a:graphicFrameLocks noChangeAspect="1"/>
             </wp:cNvGraphicFramePr>
@@ -3445,11 +3445,11 @@
               <a:graphicData uri="http://schemas.openxmlformats.org/drawingml/2006/picture">
                 <pic:pic>
                   <pic:nvPicPr>
-                    <pic:cNvPr id="0" name="s12_download.png"/>
+                    <pic:cNvPr id="0" name="lt12_iv.png"/>
                     <pic:cNvPicPr/>
                   </pic:nvPicPr>
                   <pic:blipFill>
-                    <a:blip r:embed="rId20"/>
+                    <a:blip r:embed="rId21"/>
                     <a:stretch>
                       <a:fillRect/>
                     </a:stretch>
@@ -3457,7 +3457,7 @@
                   <pic:spPr>
                     <a:xfrm>
                       <a:off x="0" y="0"/>
-                      <a:ext cx="5400000" cy="1656000"/>
+                      <a:ext cx="5400000" cy="3881250"/>
                     </a:xfrm>
                     <a:prstGeom prst="rect"/>
                   </pic:spPr>

--- a/測試數據作圖產生器_使用說明書.docx
+++ b/測試數據作圖產生器_使用說明書.docx
@@ -257,6 +257,61 @@
           <w:sz w:val="22"/>
         </w:rPr>
         <w:t>• 系統自動分析欄位，顯示欄位勾選清單（預設全選），勾選要繪圖的欄位。</w:t>
+      </w:r>
+    </w:p>
+    <w:p>
+      <w:pPr>
+        <w:pStyle w:val="ListParagraph"/>
+      </w:pPr>
+      <w:r>
+        <w:rPr>
+          <w:sz w:val="21"/>
+        </w:rPr>
+        <w:t>• 檔案可**累積加入**：按一次按鈕選 1 個檔案出圖後，再按一次選其他檔案，會直接加到畫面上，不會取代先前已載入的檔案（一次最多 6 個）</w:t>
+      </w:r>
+    </w:p>
+    <w:p>
+      <w:pPr>
+        <w:pStyle w:val="ListParagraph"/>
+      </w:pPr>
+      <w:r>
+        <w:rPr>
+          <w:sz w:val="21"/>
+        </w:rPr>
+        <w:t>• 畫面上方會列出已載入的檔案，每個檔案右邊的「✕」可單獨移除，右側「🗑️ 清除全部」可一次清空</w:t>
+      </w:r>
+    </w:p>
+    <w:p>
+      <w:pPr>
+        <w:pStyle w:val="ListParagraph"/>
+      </w:pPr>
+      <w:r>
+        <w:rPr>
+          <w:sz w:val="21"/>
+        </w:rPr>
+        <w:t>• 重複加入同一個檔案會自動略過並提示</w:t>
+      </w:r>
+    </w:p>
+    <w:p>
+      <w:pPr>
+        <w:pStyle w:val="ListParagraph"/>
+      </w:pPr>
+      <w:r>
+        <w:rPr>
+          <w:sz w:val="21"/>
+        </w:rPr>
+        <w:t>• 只有 1 個檔案時顯示單檔流程（疊圖＋個別圖）；第 2 個檔案加入後自動切換為多檔疊圖比較</w:t>
+      </w:r>
+    </w:p>
+    <w:p>
+      <w:pPr>
+        <w:pStyle w:val="ListParagraph"/>
+      </w:pPr>
+      <w:r>
+        <w:rPr>
+          <w:sz w:val="21"/>
+        </w:rPr>
+        <w:t>• 欄位勾選會被記住：重新出現面板時，上次勾的欄位已自動勾回</w:t>
       </w:r>
     </w:p>
     <w:p>

--- a/測試數據作圖產生器_使用說明書.docx
+++ b/測試數據作圖產生器_使用說明書.docx
@@ -2100,7 +2100,7 @@
           <w:color w:val="333333"/>
           <w:sz w:val="20"/>
         </w:rPr>
-        <w:t>序號 | I (A)   | 55度IV | 55度IV_850g | 前-後(V) | 前-後(mV) | P (W)</w:t>
+        <w:t>序號 | I (A)   | 55度IV | 55度IV_850g | 55度IV-55度IV_850g(V) | 55度IV-55度IV_850g(mV) | P (W)</w:t>
       </w:r>
     </w:p>
     <w:p>
@@ -2131,6 +2131,28 @@
           <w:sz w:val="20"/>
         </w:rPr>
         <w:t xml:space="preserve"> 01  | 42.4677 | 0.6405 | 0.6327      | 0.008    | 8         | 27.201</w:t>
+      </w:r>
+    </w:p>
+    <w:p>
+      <w:pPr>
+        <w:pStyle w:val="ListParagraph"/>
+      </w:pPr>
+      <w:r>
+        <w:rPr>
+          <w:sz w:val="21"/>
+        </w:rPr>
+        <w:t>• 【自選配對】雙擊表格中的「…(V)」欄標題即可開啟選單，用兩個下拉選單挑「被減的」與「減去的」曲線，可任選兩條可見曲線相減，不再限定第一條減第二條。欄標題會直接顯示配對結果（例如 55度IV-55度IV_850g(V)），按「套用」後既有讀值紀錄會一併重算；按「自動」則回到前兩條可見曲線</w:t>
+      </w:r>
+    </w:p>
+    <w:p>
+      <w:pPr>
+        <w:pStyle w:val="ListParagraph"/>
+      </w:pPr>
+      <w:r>
+        <w:rPr>
+          <w:sz w:val="21"/>
+        </w:rPr>
+        <w:t>• 【拖曳換位】按住欄標題即可拖曳移動整欄（標題＋每一列數值），放下時插在目標欄左側（目標欄左緣會出現插入指示線）；序號欄固定不動。調整後的順序在重新點擊讀值後維持；以欄標籤記錄順序，圖例切換增減欄位時不會錯位</w:t>
       </w:r>
     </w:p>
     <w:p>
@@ -2252,7 +2274,7 @@
           <w:color w:val="8E8E93"/>
           <w:sz w:val="18"/>
         </w:rPr>
-        <w:t>圖 10　IV Plotline：依電流由小到大排序；「前-後(V)／前-後(mV)」為兩條曲線的電壓差；欄位標題顏色對應圖上曲線（v2.7）</w:t>
+        <w:t>圖 10　IV Plotline：依電流由小到大排序；差異欄標題顯示實際配對（雙擊可改選）；欄位標題顏色對應圖上曲線（v2.7）</w:t>
       </w:r>
     </w:p>
     <w:p>

--- a/測試數據作圖產生器_使用說明書.docx
+++ b/測試數據作圖產生器_使用說明書.docx
@@ -337,7 +337,7 @@
       <w:r>
         <w:drawing>
           <wp:inline xmlns:a="http://schemas.openxmlformats.org/drawingml/2006/main" xmlns:pic="http://schemas.openxmlformats.org/drawingml/2006/picture">
-            <wp:extent cx="5400000" cy="2736000"/>
+            <wp:extent cx="5400000" cy="3881250"/>
             <wp:docPr id="24" name="Picture 24"/>
             <wp:cNvGraphicFramePr>
               <a:graphicFrameLocks noChangeAspect="1"/>
@@ -358,7 +358,7 @@
                   <pic:spPr>
                     <a:xfrm>
                       <a:off x="0" y="0"/>
-                      <a:ext cx="5400000" cy="2736000"/>
+                      <a:ext cx="5400000" cy="3881250"/>
                     </a:xfrm>
                     <a:prstGeom prst="rect"/>
                   </pic:spPr>
@@ -1237,7 +1237,7 @@
       <w:r>
         <w:drawing>
           <wp:inline xmlns:a="http://schemas.openxmlformats.org/drawingml/2006/main" xmlns:pic="http://schemas.openxmlformats.org/drawingml/2006/picture">
-            <wp:extent cx="5400000" cy="3881250"/>
+            <wp:extent cx="5400000" cy="3375000"/>
             <wp:docPr id="22" name="Picture 22"/>
             <wp:cNvGraphicFramePr>
               <a:graphicFrameLocks noChangeAspect="1"/>
@@ -1258,7 +1258,7 @@
                   <pic:spPr>
                     <a:xfrm>
                       <a:off x="0" y="0"/>
-                      <a:ext cx="5400000" cy="3881250"/>
+                      <a:ext cx="5400000" cy="3375000"/>
                     </a:xfrm>
                     <a:prstGeom prst="rect"/>
                   </pic:spPr>
@@ -1350,7 +1350,7 @@
       <w:r>
         <w:drawing>
           <wp:inline xmlns:a="http://schemas.openxmlformats.org/drawingml/2006/main" xmlns:pic="http://schemas.openxmlformats.org/drawingml/2006/picture">
-            <wp:extent cx="5400000" cy="3881250"/>
+            <wp:extent cx="5400000" cy="3543750"/>
             <wp:docPr id="21" name="Picture 21"/>
             <wp:cNvGraphicFramePr>
               <a:graphicFrameLocks noChangeAspect="1"/>
@@ -1371,7 +1371,7 @@
                   <pic:spPr>
                     <a:xfrm>
                       <a:off x="0" y="0"/>
-                      <a:ext cx="5400000" cy="3881250"/>
+                      <a:ext cx="5400000" cy="3543750"/>
                     </a:xfrm>
                     <a:prstGeom prst="rect"/>
                   </pic:spPr>
@@ -1432,7 +1432,7 @@
       <w:r>
         <w:drawing>
           <wp:inline xmlns:a="http://schemas.openxmlformats.org/drawingml/2006/main" xmlns:pic="http://schemas.openxmlformats.org/drawingml/2006/picture">
-            <wp:extent cx="5400000" cy="3375000"/>
+            <wp:extent cx="5400000" cy="3543750"/>
             <wp:docPr id="20" name="Picture 20"/>
             <wp:cNvGraphicFramePr>
               <a:graphicFrameLocks noChangeAspect="1"/>
@@ -1453,7 +1453,7 @@
                   <pic:spPr>
                     <a:xfrm>
                       <a:off x="0" y="0"/>
-                      <a:ext cx="5400000" cy="3375000"/>
+                      <a:ext cx="5400000" cy="3543750"/>
                     </a:xfrm>
                     <a:prstGeom prst="rect"/>
                   </pic:spPr>
@@ -1768,7 +1768,7 @@
       <w:r>
         <w:drawing>
           <wp:inline xmlns:a="http://schemas.openxmlformats.org/drawingml/2006/main" xmlns:pic="http://schemas.openxmlformats.org/drawingml/2006/picture">
-            <wp:extent cx="5400000" cy="3543750"/>
+            <wp:extent cx="5400000" cy="3712500"/>
             <wp:docPr id="17" name="Picture 17"/>
             <wp:cNvGraphicFramePr>
               <a:graphicFrameLocks noChangeAspect="1"/>
@@ -1789,7 +1789,7 @@
                   <pic:spPr>
                     <a:xfrm>
                       <a:off x="0" y="0"/>
-                      <a:ext cx="5400000" cy="3543750"/>
+                      <a:ext cx="5400000" cy="3712500"/>
                     </a:xfrm>
                     <a:prstGeom prst="rect"/>
                   </pic:spPr>
@@ -2014,7 +2014,7 @@
       <w:r>
         <w:drawing>
           <wp:inline xmlns:a="http://schemas.openxmlformats.org/drawingml/2006/main" xmlns:pic="http://schemas.openxmlformats.org/drawingml/2006/picture">
-            <wp:extent cx="5400000" cy="3881250"/>
+            <wp:extent cx="5400000" cy="4218750"/>
             <wp:docPr id="16" name="Picture 16"/>
             <wp:cNvGraphicFramePr>
               <a:graphicFrameLocks noChangeAspect="1"/>
@@ -2035,7 +2035,7 @@
                   <pic:spPr>
                     <a:xfrm>
                       <a:off x="0" y="0"/>
-                      <a:ext cx="5400000" cy="3881250"/>
+                      <a:ext cx="5400000" cy="4218750"/>
                     </a:xfrm>
                     <a:prstGeom prst="rect"/>
                   </pic:spPr>
@@ -2232,7 +2232,7 @@
       <w:r>
         <w:drawing>
           <wp:inline xmlns:a="http://schemas.openxmlformats.org/drawingml/2006/main" xmlns:pic="http://schemas.openxmlformats.org/drawingml/2006/picture">
-            <wp:extent cx="5400000" cy="3712500"/>
+            <wp:extent cx="5400000" cy="4218750"/>
             <wp:docPr id="15" name="Picture 15"/>
             <wp:cNvGraphicFramePr>
               <a:graphicFrameLocks noChangeAspect="1"/>
@@ -2253,7 +2253,7 @@
                   <pic:spPr>
                     <a:xfrm>
                       <a:off x="0" y="0"/>
-                      <a:ext cx="5400000" cy="3712500"/>
+                      <a:ext cx="5400000" cy="4218750"/>
                     </a:xfrm>
                     <a:prstGeom prst="rect"/>
                   </pic:spPr>
@@ -3513,7 +3513,7 @@
       <w:r>
         <w:drawing>
           <wp:inline xmlns:a="http://schemas.openxmlformats.org/drawingml/2006/main" xmlns:pic="http://schemas.openxmlformats.org/drawingml/2006/picture">
-            <wp:extent cx="5400000" cy="3881250"/>
+            <wp:extent cx="5400000" cy="1656000"/>
             <wp:docPr id="13" name="Picture 13"/>
             <wp:cNvGraphicFramePr>
               <a:graphicFrameLocks noChangeAspect="1"/>
@@ -3534,7 +3534,7 @@
                   <pic:spPr>
                     <a:xfrm>
                       <a:off x="0" y="0"/>
-                      <a:ext cx="5400000" cy="3881250"/>
+                      <a:ext cx="5400000" cy="1656000"/>
                     </a:xfrm>
                     <a:prstGeom prst="rect"/>
                   </pic:spPr>

--- a/測試數據作圖產生器_使用說明書.docx
+++ b/測試數據作圖產生器_使用說明書.docx
@@ -29,7 +29,7 @@
           <w:color w:val="666666"/>
           <w:sz w:val="20"/>
         </w:rPr>
-        <w:t>版本：v2.7（2026-10-15 更新）　|　淺色主題截圖版　|　檔案：測試數據作圖產生器.html</w:t>
+        <w:t>版本：v3.0（2026-10-20 更新）　|　淺色主題截圖版　|　檔案：測試數據作圖產生器.html</w:t>
       </w:r>
     </w:p>
     <w:p>
@@ -2350,6 +2350,36 @@
           <w:sz w:val="22"/>
         </w:rPr>
         <w:t>• 關閉再開啟 Plotline 會清除所有標記與數值紀錄；重新載入檔案亦會全部清除。</w:t>
+      </w:r>
+    </w:p>
+    <w:p>
+      <w:pPr>
+        <w:pStyle w:val="ListParagraph"/>
+        <w:spacing w:after="60" w:line="288" w:lineRule="auto"/>
+      </w:pPr>
+      <w:r>
+        <w:rPr>
+          <w:rFonts w:ascii="微軟正黑體" w:hAnsi="微軟正黑體" w:eastAsia="微軟正黑體"/>
+          <w:b w:val="0"/>
+          <w:color w:val="333333"/>
+          <w:sz w:val="22"/>
+        </w:rPr>
+        <w:t>• 左上角另有「☑ 十字準線」開關（預設開啟）：關閉後滑鼠在圖上移動不會繪製垂直追蹤線，也不會觸發重繪；載入數十萬列的大檔案時可明顯減少卡頓。再按一次即恢復。</w:t>
+      </w:r>
+    </w:p>
+    <w:p>
+      <w:pPr>
+        <w:pStyle w:val="ListParagraph"/>
+        <w:spacing w:after="60" w:line="288" w:lineRule="auto"/>
+      </w:pPr>
+      <w:r>
+        <w:rPr>
+          <w:rFonts w:ascii="微軟正黑體" w:hAnsi="微軟正黑體" w:eastAsia="微軟正黑體"/>
+          <w:b w:val="0"/>
+          <w:color w:val="333333"/>
+          <w:sz w:val="22"/>
+        </w:rPr>
+        <w:t xml:space="preserve">• 按鈕旁的「⏱ 取樣」可把資料依時間區間取平均（1 秒／1 分／10 分／30 分／1 小時），大幅減少畫面上的點數：40 萬點的檔案繪圖由約 11.8 秒縮短到 0.05 秒，十字準線與縮放也跟著變順。預設為「1 秒（原始資料）」，取樣中按鈕會亮起藍底。</w:t>
       </w:r>
     </w:p>
     <w:p>
@@ -3434,6 +3464,72 @@
           </w:p>
         </w:tc>
       </w:tr>
+      <w:tr>
+        <w:tc>
+          <w:tcPr>
+            <w:tcW w:type="dxa" w:w="4514"/>
+          </w:tcPr>
+          <w:p>
+            <w:r>
+              <w:t>v2.8</w:t>
+            </w:r>
+          </w:p>
+        </w:tc>
+        <w:tc>
+          <w:tcPr>
+            <w:tcW w:type="dxa" w:w="4514"/>
+          </w:tcPr>
+          <w:p>
+            <w:r>
+              <w:t>2026-10-16 讀值表格欄位拖曳全面改寫（pointer events、拖曳中真實改變順序、FLIP 讓位動畫、容器邊緣自動捲動）；讀值資料框高度放大 1.5 倍（260px → 390px）；三份說明書修正圖片與圖說錯位。</w:t>
+            </w:r>
+          </w:p>
+        </w:tc>
+      </w:tr>
+      <w:tr>
+        <w:tc>
+          <w:tcPr>
+            <w:tcW w:type="dxa" w:w="4514"/>
+          </w:tcPr>
+          <w:p>
+            <w:r>
+              <w:t>v2.9</w:t>
+            </w:r>
+          </w:p>
+        </w:tc>
+        <w:tc>
+          <w:tcPr>
+            <w:tcW w:type="dxa" w:w="4514"/>
+          </w:tcPr>
+          <w:p>
+            <w:r>
+              <w:t>2026-10-20 新增「十字準線」開關，關閉後滑鼠移動不再觸發全圖重繪，改善大檔案（40 萬列）卡頓；X 軸時間刻度一律顯示到秒（MM/DD HH:mm:ss）。</w:t>
+            </w:r>
+          </w:p>
+        </w:tc>
+      </w:tr>
+      <w:tr>
+        <w:tc>
+          <w:tcPr>
+            <w:tcW w:type="dxa" w:w="4514"/>
+          </w:tcPr>
+          <w:p>
+            <w:r>
+              <w:t>v3.0</w:t>
+            </w:r>
+          </w:p>
+        </w:tc>
+        <w:tc>
+          <w:tcPr>
+            <w:tcW w:type="dxa" w:w="4514"/>
+          </w:tcPr>
+          <w:p>
+            <w:r>
+              <w:t>2026-10-20　兩階段解析載入超大檔（40 萬列 × 47 欄），只解析勾選欄位，峰值記憶體約由 1.4 GB 降至 0.64 GB；新增「⏱ 取樣」開關（1 秒／1 分／10 分／30 分／1 小時，每桶取平均），40 萬點繪圖由 11.8 秒降至 0.05 秒</w:t>
+            </w:r>
+          </w:p>
+        </w:tc>
+      </w:tr>
     </w:tbl>
     <w:p>
       <w:pPr>

--- a/測試數據作圖產生器_使用說明書.docx
+++ b/測試數據作圖產生器_使用說明書.docx
@@ -29,7 +29,7 @@
           <w:color w:val="666666"/>
           <w:sz w:val="20"/>
         </w:rPr>
-        <w:t>版本：v3.0（2026-10-20 更新）　|　淺色主題截圖版　|　檔案：測試數據作圖產生器.html</w:t>
+        <w:t>版本：v3.1（2026-10-20 更新）　|　淺色主題截圖版　|　檔案：測試數據作圖產生器.html</w:t>
       </w:r>
     </w:p>
     <w:p>
@@ -312,6 +312,17 @@
           <w:sz w:val="21"/>
         </w:rPr>
         <w:t>• 欄位勾選會被記住：重新出現面板時，上次勾的欄位已自動勾回</w:t>
+      </w:r>
+    </w:p>
+    <w:p>
+      <w:pPr>
+        <w:pStyle w:val="ListParagraph"/>
+      </w:pPr>
+      <w:r>
+        <w:rPr>
+          <w:sz w:val="21"/>
+        </w:rPr>
+        <w:t xml:space="preserve">• 想改已經畫好的欄位：直接點畫面上方的檔名（或檔名右側的 ⚙），勾選面板會重新跳出並勾回目前的欄位，增減後按「✓ 確認選擇」重畫；按「取消」則維持原圖不動。多檔疊圖時點任一檔名，重開的是多檔欄位聯集面板。</w:t>
       </w:r>
     </w:p>
     <w:p>
@@ -3530,6 +3541,28 @@
           </w:p>
         </w:tc>
       </w:tr>
+      <w:tr>
+        <w:tc>
+          <w:tcPr>
+            <w:tcW w:type="dxa" w:w="4514"/>
+          </w:tcPr>
+          <w:p>
+            <w:r>
+              <w:t>v3.1</w:t>
+            </w:r>
+          </w:p>
+        </w:tc>
+        <w:tc>
+          <w:tcPr>
+            <w:tcW w:type="dxa" w:w="4514"/>
+          </w:tcPr>
+          <w:p>
+            <w:r>
+              <w:t>2026-10-20　已選好檔案後，點畫面上方「已載入檔案」清單的檔名（或檔名右側 ⚙）即可重新叫出欄位勾選面板，勾回目前欄位後可增刪要畫的 label；按「✓ 確認選擇」重畫、按「取消」維持原圖。多檔疊圖同樣支援。</w:t>
+            </w:r>
+          </w:p>
+        </w:tc>
+      </w:tr>
     </w:tbl>
     <w:p>
       <w:pPr>

--- a/測試數據作圖產生器_使用說明書.docx
+++ b/測試數據作圖產生器_使用說明書.docx
@@ -29,7 +29,7 @@
           <w:color w:val="666666"/>
           <w:sz w:val="20"/>
         </w:rPr>
-        <w:t>版本：v3.1（2026-10-20 更新）　|　淺色主題截圖版　|　檔案：測試數據作圖產生器.html</w:t>
+        <w:t>版本：v3.3（2026-10-20 更新）　|　淺色主題截圖版　|　檔案：測試數據作圖產生器.html</w:t>
       </w:r>
     </w:p>
     <w:p>
@@ -312,6 +312,61 @@
           <w:sz w:val="21"/>
         </w:rPr>
         <w:t>• 欄位勾選會被記住：重新出現面板時，上次勾的欄位已自動勾回</w:t>
+      </w:r>
+    </w:p>
+    <w:p>
+      <w:pPr>
+        <w:pStyle w:val="ListParagraph"/>
+      </w:pPr>
+      <w:r>
+        <w:rPr>
+          <w:sz w:val="21"/>
+        </w:rPr>
+        <w:t xml:space="preserve">• 欄位會依名稱尾端的單位自動分組（NLPM／kPa／℃／LPM／A／V／W／%…），每組前方有一顆統一核選方塊：點一下可一次勾選或取消該單位的所有欄位，右側顯示「已選/總數」，只勾部分時方塊呈半選（藍色橫槓）。</w:t>
+      </w:r>
+    </w:p>
+    <w:p>
+      <w:pPr>
+        <w:pStyle w:val="ListParagraph"/>
+      </w:pPr>
+      <w:r>
+        <w:rPr>
+          <w:sz w:val="21"/>
+        </w:rPr>
+        <w:t xml:space="preserve">• 面板版面：群組標題獨佔一行，欄位在下方橫向自動換行，盡量填滿畫面寬度；群組順序為欄位多的排前面、少的排後面。</w:t>
+      </w:r>
+    </w:p>
+    <w:p>
+      <w:pPr>
+        <w:pStyle w:val="ListParagraph"/>
+      </w:pPr>
+      <w:r>
+        <w:rPr>
+          <w:sz w:val="21"/>
+        </w:rPr>
+        <w:t xml:space="preserve">• 群組排序規則：符號（℃、%…）→ 數字 → 字母 A→Z。例如「% → ℃ → A → kPa → LPM → NLPM → V → W」；同一類別內的欄位維持檔案原本順序。</w:t>
+      </w:r>
+    </w:p>
+    <w:p>
+      <w:pPr>
+        <w:pStyle w:val="ListParagraph"/>
+      </w:pPr>
+      <w:r>
+        <w:rPr>
+          <w:sz w:val="21"/>
+        </w:rPr>
+        <w:t xml:space="preserve">• 面板版面：同一個單位只有一個群組（℃ 一組、kPa 一組），群組順序依該單位第一次出現的位置；群組內的欄位維持檔案原本順序，並以「直行橫列」排列——先由上往下填滿一欄，該欄滿了才往右換下一欄，核選方塊整齊對正且文字不會被截斷。</w:t>
+      </w:r>
+    </w:p>
+    <w:p>
+      <w:pPr>
+        <w:pStyle w:val="ListParagraph"/>
+      </w:pPr>
+      <w:r>
+        <w:rPr>
+          <w:sz w:val="21"/>
+        </w:rPr>
+        <w:t xml:space="preserve">• 面板版面：欄位維持檔案原本順序（TT6603 → TT6604 → TT6605 → …），群組標題依欄位順序插入；欄位以等寬網格排列並填滿畫面寬度，所有核選方塊整齊對正，文字不會被截斷。</w:t>
       </w:r>
     </w:p>
     <w:p>
@@ -1320,7 +1375,7 @@
           <w:color w:val="333333"/>
           <w:sz w:val="22"/>
         </w:rPr>
-        <w:t>• 疊圖：點擊「📈 全部斜率」，對所有欄位在目前縮放範圍內做線性迴歸，顯示斜率與 R²。</w:t>
+        <w:t>• 疊圖：點擊「📈 全部斜率」，對所有欄位在目前縮放範圍內做線性迴歸，結果以表格顯示（序號｜欄位｜斜率｜截距｜R²｜資料點數），欄位名稱依圖例上色。</w:t>
       </w:r>
     </w:p>
     <w:p>
@@ -1335,7 +1390,7 @@
           <w:color w:val="333333"/>
           <w:sz w:val="22"/>
         </w:rPr>
-        <w:t>• 個別圖：點擊「📈 斜率」，對該欄位在目前範圍計算線性迴歸，並繪製紅色虛線迴歸線，顯示斜率、截距、R² 與樣本數。</w:t>
+        <w:t>• 個別圖：點擊「📈 斜率」，對該欄位在目前範圍計算線性迴歸，並繪製紅色虛線迴歸線，結果同樣以表格顯示（斜率、截距、R²、樣本數）。</w:t>
       </w:r>
     </w:p>
     <w:p>
@@ -3563,6 +3618,50 @@
           </w:p>
         </w:tc>
       </w:tr>
+      <w:tr>
+        <w:tc>
+          <w:tcPr>
+            <w:tcW w:type="dxa" w:w="4514"/>
+          </w:tcPr>
+          <w:p>
+            <w:r>
+              <w:t>v3.2</w:t>
+            </w:r>
+          </w:p>
+        </w:tc>
+        <w:tc>
+          <w:tcPr>
+            <w:tcW w:type="dxa" w:w="4514"/>
+          </w:tcPr>
+          <w:p>
+            <w:r>
+              <w:t>2026-10-20　折線圖下方的「📈 全部斜率」改為對齊的表格（序號／欄位／斜率／截距／R²／資料點數），欄位名稱依圖例上色；個別圖的「📈 斜率」也改用同一張表格，不再擠成一行文字。</w:t>
+            </w:r>
+          </w:p>
+        </w:tc>
+      </w:tr>
+      <w:tr>
+        <w:tc>
+          <w:tcPr>
+            <w:tcW w:type="dxa" w:w="4514"/>
+          </w:tcPr>
+          <w:p>
+            <w:r>
+              <w:t>v3.3</w:t>
+            </w:r>
+          </w:p>
+        </w:tc>
+        <w:tc>
+          <w:tcPr>
+            <w:tcW w:type="dxa" w:w="4514"/>
+          </w:tcPr>
+          <w:p>
+            <w:r>
+              <w:t>2026-10-20　欄位勾選面板改為依名稱尾端單位分組（NLPM／kPa／℃／LPM…），每組前方新增統一核選方塊：點一下可一次勾選或取消該單位的所有欄位，群組右側顯示已選／總數，部分選取時方塊呈半選狀態。</w:t>
+            </w:r>
+          </w:p>
+        </w:tc>
+      </w:tr>
     </w:tbl>
     <w:p>
       <w:pPr>

--- a/測試數據作圖產生器_使用說明書.docx
+++ b/測試數據作圖產生器_使用說明書.docx
@@ -29,7 +29,7 @@
           <w:color w:val="666666"/>
           <w:sz w:val="20"/>
         </w:rPr>
-        <w:t>版本：v3.3（2026-10-20 更新）　|　淺色主題截圖版　|　檔案：測試數據作圖產生器.html</w:t>
+        <w:t>版本：v3.4（2026-10-20 更新）　|　淺色主題截圖版　|　檔案：測試數據作圖產生器.html</w:t>
       </w:r>
     </w:p>
     <w:p>
@@ -92,6 +92,11 @@
     <w:p>
       <w:r>
         <w:t>v2.7 起 IV 讀值新增「前-後(V)／前-後(mV)」性能差異欄與依電流的升冪排序，讀值表格標題改為對應曲線顏色；各圖的「↺ 重設」也修正為完整還原——連同雙擊軸設定的範圍、刻度間隔與讀值紀錄一併清除。本說明書各章節末附實際操作截圖（共 12 張）。</w:t>
+      </w:r>
+    </w:p>
+    <w:p>
+      <w:r>
+        <w:t xml:space="preserve">• 刻度間隔：雙擊軸設定「刻度間隔」後，畫面上的間隔就是輸入的數值（例如 0.5 就每格 0.5，不會被自動跳格改成 1）。</w:t>
       </w:r>
     </w:p>
     <w:p>
@@ -551,6 +556,51 @@
           <w:sz w:val="22"/>
         </w:rPr>
         <w:t>• 點擊「⚡ 選擇IV曲線的CSV／TXT／FCD檔案（可多選）」，最多 6 個檔案。</w:t>
+      </w:r>
+    </w:p>
+    <w:p>
+      <w:pPr>
+        <w:pStyle w:val="ListParagraph"/>
+        <w:spacing w:after="60" w:line="288" w:lineRule="auto"/>
+      </w:pPr>
+      <w:r>
+        <w:rPr>
+          <w:rFonts w:ascii="微軟正黑體" w:hAnsi="微軟正黑體" w:eastAsia="微軟正黑體"/>
+          <w:b w:val="0"/>
+          <w:color w:val="333333"/>
+          <w:sz w:val="22"/>
+        </w:rPr>
+        <w:t xml:space="preserve">• 檔案格式：CSV／TXT／FCD／Excel（.xlsx）都可以，Excel 檔在瀏覽器內直接解析，不需安裝任何軟體；舊版 .xls 請先在 Excel 另存為 .xlsx。</w:t>
+      </w:r>
+    </w:p>
+    <w:p>
+      <w:pPr>
+        <w:pStyle w:val="ListParagraph"/>
+        <w:spacing w:after="60" w:line="288" w:lineRule="auto"/>
+      </w:pPr>
+      <w:r>
+        <w:rPr>
+          <w:rFonts w:ascii="微軟正黑體" w:hAnsi="微軟正黑體" w:eastAsia="微軟正黑體"/>
+          <w:b w:val="0"/>
+          <w:color w:val="333333"/>
+          <w:sz w:val="22"/>
+        </w:rPr>
+        <w:t xml:space="preserve">• P (W) 來源：IV 選項列可選要用哪一條曲線計算功率，欄標會顯示來源曲線名稱（如「P (W) 55度IV」），切換後先前已讀出的紀錄會一併重算。</w:t>
+      </w:r>
+    </w:p>
+    <w:p>
+      <w:pPr>
+        <w:pStyle w:val="ListParagraph"/>
+        <w:spacing w:after="60" w:line="288" w:lineRule="auto"/>
+      </w:pPr>
+      <w:r>
+        <w:rPr>
+          <w:rFonts w:ascii="微軟正黑體" w:hAnsi="微軟正黑體" w:eastAsia="微軟正黑體"/>
+          <w:b w:val="0"/>
+          <w:color w:val="333333"/>
+          <w:sz w:val="22"/>
+        </w:rPr>
+        <w:t xml:space="preserve">• 雙擊讀值表格的「P (W) …」欄標題，可直接跳出視窗挑選要用哪一條曲線計算功率。</w:t>
       </w:r>
     </w:p>
     <w:p>
@@ -3662,6 +3712,28 @@
           </w:p>
         </w:tc>
       </w:tr>
+      <w:tr>
+        <w:tc>
+          <w:tcPr>
+            <w:tcW w:type="dxa" w:w="4514"/>
+          </w:tcPr>
+          <w:p>
+            <w:r>
+              <w:t>v3.4</w:t>
+            </w:r>
+          </w:p>
+        </w:tc>
+        <w:tc>
+          <w:tcPr>
+            <w:tcW w:type="dxa" w:w="4514"/>
+          </w:tcPr>
+          <w:p>
+            <w:r>
+              <w:t>2026-10-20　IV 曲線新增支援 Excel（.xlsx）：直接在「選擇IV曲線的CSV／TXT／FCD／Excel檔案」選 .xlsx 即可，瀏覽器內直接解析（不需安裝軟體），解析結果與 CSV 版本一致；舊版 .xls 不支援，請另存為 .xlsx。　IV 讀值表格新增「P (W) 來源」下拉選單：可指定用哪一條 IV 曲線計算功率（原固定用第一條），欄標會顯示來源曲線名稱，切換後既有讀值紀錄會一併重算。　雙擊讀值表格的「P (W) …」欄標題也會跳出來源曲線選擇視窗。　修正：手動設定軸刻度間隔時不再被「自動跳格」改成兩倍（0.5 原本會被畫成 1），畫面上的間隔就是指定值。</w:t>
+            </w:r>
+          </w:p>
+        </w:tc>
+      </w:tr>
     </w:tbl>
     <w:p>
       <w:pPr>

--- a/測試數據作圖產生器_使用說明書.docx
+++ b/測試數據作圖產生器_使用說明書.docx
@@ -29,7 +29,7 @@
           <w:color w:val="666666"/>
           <w:sz w:val="20"/>
         </w:rPr>
-        <w:t>版本：v3.4（2026-10-20 更新）　|　淺色主題截圖版　|　檔案：測試數據作圖產生器.html</w:t>
+        <w:t>版本：v3.5（2026-10-28 更新）　|　淺色主題截圖版　|　檔案：測試數據作圖產生器.html</w:t>
       </w:r>
     </w:p>
     <w:p>
@@ -97,6 +97,11 @@
     <w:p>
       <w:r>
         <w:t xml:space="preserve">• 刻度間隔：雙擊軸設定「刻度間隔」後，畫面上的間隔就是輸入的數值（例如 0.5 就每格 0.5，不會被自動跳格改成 1）。</w:t>
+      </w:r>
+    </w:p>
+    <w:p>
+      <w:r>
+        <w:t>• 軸顏色：雙擊軸設定範圍時可順便自訂軸顏色（跳出色盤自選），Y 軸會連該軸上的曲線一起換成同色，一眼看出軸與線段的對應。</w:t>
       </w:r>
     </w:p>
     <w:p>
@@ -1800,7 +1805,7 @@
           <w:color w:val="333333"/>
           <w:sz w:val="22"/>
         </w:rPr>
-        <w:t>• X 軸：在圖表下方的 X 軸刻度帶上快速點兩下，可輸入起始與結束值（時間型輸入 HH:mm:ss，流水號型直接輸入數值），亦可設定刻度間隔。設定後所有圖表的 X 軸一起套用。</w:t>
+        <w:t>• X 軸：在圖表下方的 X 軸刻度帶上快速點兩下，可輸入起始與結束值（時間型輸入 HH:mm:ss，流水號型直接輸入數值），亦可設定刻度間隔與軸顏色（X 軸不對應單一線段，換色只換軸本身，曲線不變）。設定後所有圖表的 X 軸一起套用。</w:t>
       </w:r>
     </w:p>
     <w:p>
@@ -1815,7 +1820,7 @@
           <w:color w:val="333333"/>
           <w:sz w:val="22"/>
         </w:rPr>
-        <w:t>• Y 軸：在任一條 Y 軸上快速點兩下，可單獨設定該軸的最小值／最大值與刻度間隔；疊圖的每一條 Y 軸都能分別設定。</w:t>
+        <w:t>• Y 軸：在任一條 Y 軸上快速點兩下，可單獨設定該軸的最小值／最大值與刻度間隔；疊圖的每一條 Y 軸都能分別設定。視窗底部的「軸顏色」列可自訂軸顏色，該軸上的曲線會一起換成同色，方便對應軸與線段。</w:t>
       </w:r>
     </w:p>
     <w:p>
@@ -1831,6 +1836,14 @@
           <w:sz w:val="22"/>
         </w:rPr>
         <w:t>• 輸入視窗按 Enter 套用、Esc 或點視窗外取消；格式錯誤或起始大於結束會提示。</w:t>
+      </w:r>
+    </w:p>
+    <w:p>
+      <w:pPr>
+        <w:pStyle w:val="ListParagraph"/>
+      </w:pPr>
+      <w:r>
+        <w:t>• 軸顏色細節：勾「自訂顏色」才會換色（不勾＝用原本顏色），再次開啟視窗會帶入目前自訂色，色票也會記住上次選的顏色。多檔比較等多條曲線共用的軸只換軸本身（全染成同色反而分不清哪條是哪條）。按「↺ 重設」會把軸與曲線一起還原成原色；切換深／淺色版面時自訂色會保留。</w:t>
       </w:r>
     </w:p>
     <w:p>
@@ -3734,6 +3747,28 @@
           </w:p>
         </w:tc>
       </w:tr>
+      <w:tr>
+        <w:tc>
+          <w:tcPr>
+            <w:tcW w:type="dxa" w:w="4514"/>
+          </w:tcPr>
+          <w:p>
+            <w:r>
+              <w:t>v3.5</w:t>
+            </w:r>
+          </w:p>
+        </w:tc>
+        <w:tc>
+          <w:tcPr>
+            <w:tcW w:type="dxa" w:w="4514"/>
+          </w:tcPr>
+          <w:p>
+            <w:r>
+              <w:t>2026-10-28　雙擊軸設定範圍時可自訂軸顏色（色盤自選，範圍為刻度＋標題；Y 軸連該軸曲線一起換色，多線共軸只換軸）；「↺ 重設」會連曲線一起還原原色；修正中文開頭的欄位標題被剝掉的問題（例：「電流(A)」只剩「(A)」）。</w:t>
+            </w:r>
+          </w:p>
+        </w:tc>
+      </w:tr>
     </w:tbl>
     <w:p>
       <w:pPr>
